--- a/zht/docx/092.content.docx
+++ b/zht/docx/092.content.docx
@@ -150,26 +150,6 @@
           <w:lang w:val="zh_TW" w:bidi="zh_TW"/>
         </w:rPr>
         <w:t>xiang</w:t>
-      </w:r>
-      <w:r>
-        <w:rPr>
-          <w:lang w:val="zh_TW" w:bidi="zh_TW"/>
-        </w:rPr>
-      </w:r>
-    </w:p>
-    <w:p>
-      <w:pPr/>
-      <w:r>
-        <w:rPr>
-          <w:lang w:val="zh_TW" w:bidi="zh_TW"/>
-        </w:rPr>
-      </w:r>
-      <w:r>
-        <w:rPr>
-          <w:i/>
-          <w:lang w:val="zh_TW" w:bidi="zh_TW"/>
-        </w:rPr>
-        <w:t>享受神的恩賜, 向神許願, 向頑梗的人傳講, 象徵性的數字</w:t>
       </w:r>
       <w:r>
         <w:rPr>

--- a/zht/docx/092.content.docx
+++ b/zht/docx/092.content.docx
@@ -19,7 +19,7 @@
         <w:rPr>
           <w:lang w:val="zh_TW" w:bidi="zh_TW"/>
         </w:rPr>
-        <w:t>Resource: Study Notes - Themes (Tyndale)</w:t>
+        <w:t>Resource: Tyndale Open Study Notes</w:t>
       </w:r>
       <w:r>
         <w:rPr>
@@ -112,7 +112,7 @@
         <w:rPr>
           <w:lang w:val="zh_TW" w:bidi="zh_TW"/>
         </w:rPr>
-        <w:t>Study Notes - Themes (Tyndale)</w:t>
+        <w:t>Tyndale Open Study Notes</w:t>
       </w:r>
     </w:p>
     <w:p>

--- a/zht/docx/092.content.docx
+++ b/zht/docx/092.content.docx
@@ -19,7 +19,7 @@
         <w:rPr>
           <w:lang w:val="zh_TW" w:bidi="zh_TW"/>
         </w:rPr>
-        <w:t>Resource: Tyndale Open Study Notes</w:t>
+        <w:t>Resource: Aquifer Open Study Notes (Themes)</w:t>
       </w:r>
       <w:r>
         <w:rPr>
@@ -112,7 +112,7 @@
         <w:rPr>
           <w:lang w:val="zh_TW" w:bidi="zh_TW"/>
         </w:rPr>
-        <w:t>Tyndale Open Study Notes</w:t>
+        <w:t>Aquifer Open Study Notes (Themes)</w:t>
       </w:r>
     </w:p>
     <w:p>

--- a/zht/docx/092.content.docx
+++ b/zht/docx/092.content.docx
@@ -233,216 +233,144 @@
         </w:rPr>
         <w:t>傳道書中的傳道者（主要說話者）多次總結說，人應當享受生命，因為這是神所賜的恩典（見</w:t>
       </w:r>
-      <w:hyperlink r:id="rId13">
-        <w:r>
-          <w:rPr>
-            <w:lang w:val="zh_TW" w:bidi="zh_TW"/>
-          </w:rPr>
-          <w:rPr>
-            <w:color w:val="0000EE"/>
-            <w:u w:val="single"/>
-          </w:rPr>
-          <w:t>傳2:24–25</w:t>
-        </w:r>
-      </w:hyperlink>
+      <w:r>
+        <w:rPr>
+          <w:lang w:val="zh_TW" w:bidi="zh_TW"/>
+        </w:rPr>
+        <w:t>傳2:24–25</w:t>
+      </w:r>
       <w:r>
         <w:rPr>
           <w:lang w:val="zh_TW" w:bidi="zh_TW"/>
         </w:rPr>
         <w:t>，</w:t>
       </w:r>
-      <w:hyperlink r:id="rId14">
-        <w:r>
-          <w:rPr>
-            <w:lang w:val="zh_TW" w:bidi="zh_TW"/>
-          </w:rPr>
-          <w:rPr>
-            <w:color w:val="0000EE"/>
-            <w:u w:val="single"/>
-          </w:rPr>
-          <w:t>3:12–13</w:t>
-        </w:r>
-      </w:hyperlink>
+      <w:r>
+        <w:rPr>
+          <w:lang w:val="zh_TW" w:bidi="zh_TW"/>
+        </w:rPr>
+        <w:t>3:12–13</w:t>
+      </w:r>
       <w:r>
         <w:rPr>
           <w:lang w:val="zh_TW" w:bidi="zh_TW"/>
         </w:rPr>
         <w:t>、</w:t>
       </w:r>
-      <w:hyperlink r:id="rId15">
-        <w:r>
-          <w:rPr>
-            <w:lang w:val="zh_TW" w:bidi="zh_TW"/>
-          </w:rPr>
-          <w:rPr>
-            <w:color w:val="0000EE"/>
-            <w:u w:val="single"/>
-          </w:rPr>
-          <w:t>22</w:t>
-        </w:r>
-      </w:hyperlink>
+      <w:r>
+        <w:rPr>
+          <w:lang w:val="zh_TW" w:bidi="zh_TW"/>
+        </w:rPr>
+        <w:t>22</w:t>
+      </w:r>
       <w:r>
         <w:rPr>
           <w:lang w:val="zh_TW" w:bidi="zh_TW"/>
         </w:rPr>
         <w:t>，</w:t>
       </w:r>
-      <w:hyperlink r:id="rId16">
-        <w:r>
-          <w:rPr>
-            <w:lang w:val="zh_TW" w:bidi="zh_TW"/>
-          </w:rPr>
-          <w:rPr>
-            <w:color w:val="0000EE"/>
-            <w:u w:val="single"/>
-          </w:rPr>
-          <w:t>5:18</w:t>
-        </w:r>
-      </w:hyperlink>
+      <w:r>
+        <w:rPr>
+          <w:lang w:val="zh_TW" w:bidi="zh_TW"/>
+        </w:rPr>
+        <w:t>5:18</w:t>
+      </w:r>
       <w:r>
         <w:rPr>
           <w:lang w:val="zh_TW" w:bidi="zh_TW"/>
         </w:rPr>
         <w:t>，</w:t>
       </w:r>
-      <w:hyperlink r:id="rId17">
-        <w:r>
-          <w:rPr>
-            <w:lang w:val="zh_TW" w:bidi="zh_TW"/>
-          </w:rPr>
-          <w:rPr>
-            <w:color w:val="0000EE"/>
-            <w:u w:val="single"/>
-          </w:rPr>
-          <w:t>6:9</w:t>
-        </w:r>
-      </w:hyperlink>
+      <w:r>
+        <w:rPr>
+          <w:lang w:val="zh_TW" w:bidi="zh_TW"/>
+        </w:rPr>
+        <w:t>6:9</w:t>
+      </w:r>
       <w:r>
         <w:rPr>
           <w:lang w:val="zh_TW" w:bidi="zh_TW"/>
         </w:rPr>
         <w:t>，</w:t>
       </w:r>
-      <w:hyperlink r:id="rId18">
-        <w:r>
-          <w:rPr>
-            <w:lang w:val="zh_TW" w:bidi="zh_TW"/>
-          </w:rPr>
-          <w:rPr>
-            <w:color w:val="0000EE"/>
-            <w:u w:val="single"/>
-          </w:rPr>
-          <w:t>8:15</w:t>
-        </w:r>
-      </w:hyperlink>
+      <w:r>
+        <w:rPr>
+          <w:lang w:val="zh_TW" w:bidi="zh_TW"/>
+        </w:rPr>
+        <w:t>8:15</w:t>
+      </w:r>
       <w:r>
         <w:rPr>
           <w:lang w:val="zh_TW" w:bidi="zh_TW"/>
         </w:rPr>
         <w:t>，</w:t>
       </w:r>
-      <w:hyperlink r:id="rId19">
-        <w:r>
-          <w:rPr>
-            <w:lang w:val="zh_TW" w:bidi="zh_TW"/>
-          </w:rPr>
-          <w:rPr>
-            <w:color w:val="0000EE"/>
-            <w:u w:val="single"/>
-          </w:rPr>
-          <w:t>9:7–9</w:t>
-        </w:r>
-      </w:hyperlink>
+      <w:r>
+        <w:rPr>
+          <w:lang w:val="zh_TW" w:bidi="zh_TW"/>
+        </w:rPr>
+        <w:t>9:7–9</w:t>
+      </w:r>
       <w:r>
         <w:rPr>
           <w:lang w:val="zh_TW" w:bidi="zh_TW"/>
         </w:rPr>
         <w:t>，</w:t>
       </w:r>
-      <w:hyperlink r:id="rId20">
-        <w:r>
-          <w:rPr>
-            <w:lang w:val="zh_TW" w:bidi="zh_TW"/>
-          </w:rPr>
-          <w:rPr>
-            <w:color w:val="0000EE"/>
-            <w:u w:val="single"/>
-          </w:rPr>
-          <w:t>11:7–10</w:t>
-        </w:r>
-      </w:hyperlink>
+      <w:r>
+        <w:rPr>
+          <w:lang w:val="zh_TW" w:bidi="zh_TW"/>
+        </w:rPr>
+        <w:t>11:7–10</w:t>
+      </w:r>
       <w:r>
         <w:rPr>
           <w:lang w:val="zh_TW" w:bidi="zh_TW"/>
         </w:rPr>
         <w:t>）。生活即使看似艱難，卻是為了歡笑、跳舞、愛與平安而存在的。當年老與死亡威脅喜樂之時，生命就顯得格外寶貴（</w:t>
       </w:r>
-      <w:hyperlink r:id="rId21">
-        <w:r>
-          <w:rPr>
-            <w:lang w:val="zh_TW" w:bidi="zh_TW"/>
-          </w:rPr>
-          <w:rPr>
-            <w:color w:val="0000EE"/>
-            <w:u w:val="single"/>
-          </w:rPr>
-          <w:t>9:4</w:t>
-        </w:r>
-      </w:hyperlink>
+      <w:r>
+        <w:rPr>
+          <w:lang w:val="zh_TW" w:bidi="zh_TW"/>
+        </w:rPr>
+        <w:t>9:4</w:t>
+      </w:r>
       <w:r>
         <w:rPr>
           <w:lang w:val="zh_TW" w:bidi="zh_TW"/>
         </w:rPr>
         <w:t>、</w:t>
       </w:r>
-      <w:hyperlink r:id="rId22">
-        <w:r>
-          <w:rPr>
-            <w:lang w:val="zh_TW" w:bidi="zh_TW"/>
-          </w:rPr>
-          <w:rPr>
-            <w:color w:val="0000EE"/>
-            <w:u w:val="single"/>
-          </w:rPr>
-          <w:t>10</w:t>
-        </w:r>
-      </w:hyperlink>
+      <w:r>
+        <w:rPr>
+          <w:lang w:val="zh_TW" w:bidi="zh_TW"/>
+        </w:rPr>
+        <w:t>10</w:t>
+      </w:r>
       <w:r>
         <w:rPr>
           <w:lang w:val="zh_TW" w:bidi="zh_TW"/>
         </w:rPr>
         <w:t>，</w:t>
       </w:r>
-      <w:hyperlink r:id="rId23">
-        <w:r>
-          <w:rPr>
-            <w:lang w:val="zh_TW" w:bidi="zh_TW"/>
-          </w:rPr>
-          <w:rPr>
-            <w:color w:val="0000EE"/>
-            <w:u w:val="single"/>
-          </w:rPr>
-          <w:t>11:7–9</w:t>
-        </w:r>
-      </w:hyperlink>
+      <w:r>
+        <w:rPr>
+          <w:lang w:val="zh_TW" w:bidi="zh_TW"/>
+        </w:rPr>
+        <w:t>11:7–9</w:t>
+      </w:r>
       <w:r>
         <w:rPr>
           <w:lang w:val="zh_TW" w:bidi="zh_TW"/>
         </w:rPr>
         <w:t>，</w:t>
       </w:r>
-      <w:hyperlink r:id="rId24">
-        <w:r>
-          <w:rPr>
-            <w:lang w:val="zh_TW" w:bidi="zh_TW"/>
-          </w:rPr>
-          <w:rPr>
-            <w:color w:val="0000EE"/>
-            <w:u w:val="single"/>
-          </w:rPr>
-          <w:t>12:1</w:t>
-        </w:r>
-      </w:hyperlink>
+      <w:r>
+        <w:rPr>
+          <w:lang w:val="zh_TW" w:bidi="zh_TW"/>
+        </w:rPr>
+        <w:t>12:1</w:t>
+      </w:r>
       <w:r>
         <w:rPr>
           <w:lang w:val="zh_TW" w:bidi="zh_TW"/>
@@ -477,126 +405,78 @@
         </w:rPr>
         <w:t>當我們過分追求享樂，反而會失去真正的快樂。傳道者警告，單單尋求快樂既不明智，也無益處（</w:t>
       </w:r>
-      <w:hyperlink r:id="rId25">
-        <w:r>
-          <w:rPr>
-            <w:lang w:val="zh_TW" w:bidi="zh_TW"/>
-          </w:rPr>
-          <w:rPr>
-            <w:color w:val="0000EE"/>
-            <w:u w:val="single"/>
-          </w:rPr>
-          <w:t>2:1–2，</w:t>
-        </w:r>
-      </w:hyperlink>
-      <w:hyperlink r:id="rId26">
-        <w:r>
-          <w:rPr>
-            <w:lang w:val="zh_TW" w:bidi="zh_TW"/>
-          </w:rPr>
-          <w:rPr>
-            <w:color w:val="0000EE"/>
-            <w:u w:val="single"/>
-          </w:rPr>
-          <w:t>7:4，</w:t>
-        </w:r>
-      </w:hyperlink>
-      <w:hyperlink r:id="rId27">
-        <w:r>
-          <w:rPr>
-            <w:lang w:val="zh_TW" w:bidi="zh_TW"/>
-          </w:rPr>
-          <w:rPr>
-            <w:color w:val="0000EE"/>
-            <w:u w:val="single"/>
-          </w:rPr>
-          <w:t>10:16–19</w:t>
-        </w:r>
-      </w:hyperlink>
+      <w:r>
+        <w:rPr>
+          <w:lang w:val="zh_TW" w:bidi="zh_TW"/>
+        </w:rPr>
+        <w:t>2:1–2，</w:t>
+      </w:r>
+      <w:r>
+        <w:rPr>
+          <w:lang w:val="zh_TW" w:bidi="zh_TW"/>
+        </w:rPr>
+        <w:t>7:4，</w:t>
+      </w:r>
+      <w:r>
+        <w:rPr>
+          <w:lang w:val="zh_TW" w:bidi="zh_TW"/>
+        </w:rPr>
+        <w:t>10:16–19</w:t>
+      </w:r>
       <w:r>
         <w:rPr>
           <w:lang w:val="zh_TW" w:bidi="zh_TW"/>
         </w:rPr>
         <w:t>；另見</w:t>
       </w:r>
-      <w:hyperlink r:id="rId28">
-        <w:r>
-          <w:rPr>
-            <w:lang w:val="zh_TW" w:bidi="zh_TW"/>
-          </w:rPr>
-          <w:rPr>
-            <w:color w:val="0000EE"/>
-            <w:u w:val="single"/>
-          </w:rPr>
-          <w:t>賽22:13，</w:t>
-        </w:r>
-      </w:hyperlink>
-      <w:hyperlink r:id="rId29">
-        <w:r>
-          <w:rPr>
-            <w:lang w:val="zh_TW" w:bidi="zh_TW"/>
-          </w:rPr>
-          <w:rPr>
-            <w:color w:val="0000EE"/>
-            <w:u w:val="single"/>
-          </w:rPr>
-          <w:t>56:12</w:t>
-        </w:r>
-      </w:hyperlink>
+      <w:r>
+        <w:rPr>
+          <w:lang w:val="zh_TW" w:bidi="zh_TW"/>
+        </w:rPr>
+        <w:t>賽22:13，</w:t>
+      </w:r>
+      <w:r>
+        <w:rPr>
+          <w:lang w:val="zh_TW" w:bidi="zh_TW"/>
+        </w:rPr>
+        <w:t>56:12</w:t>
+      </w:r>
       <w:r>
         <w:rPr>
           <w:lang w:val="zh_TW" w:bidi="zh_TW"/>
         </w:rPr>
         <w:t>；</w:t>
       </w:r>
-      <w:hyperlink r:id="rId30">
-        <w:r>
-          <w:rPr>
-            <w:lang w:val="zh_TW" w:bidi="zh_TW"/>
-          </w:rPr>
-          <w:rPr>
-            <w:color w:val="0000EE"/>
-            <w:u w:val="single"/>
-          </w:rPr>
-          <w:t>路12:19–20</w:t>
-        </w:r>
-      </w:hyperlink>
+      <w:r>
+        <w:rPr>
+          <w:lang w:val="zh_TW" w:bidi="zh_TW"/>
+        </w:rPr>
+        <w:t>路12:19–20</w:t>
+      </w:r>
       <w:r>
         <w:rPr>
           <w:lang w:val="zh_TW" w:bidi="zh_TW"/>
         </w:rPr>
         <w:t>）。新約聖經鼓勵我們在一切事上都要喜樂，即使在患難與試煉中也是如此（</w:t>
       </w:r>
-      <w:hyperlink r:id="rId31">
-        <w:r>
-          <w:rPr>
-            <w:lang w:val="zh_TW" w:bidi="zh_TW"/>
-          </w:rPr>
-          <w:rPr>
-            <w:color w:val="0000EE"/>
-            <w:u w:val="single"/>
-          </w:rPr>
-          <w:t>腓4:4</w:t>
-        </w:r>
-      </w:hyperlink>
+      <w:r>
+        <w:rPr>
+          <w:lang w:val="zh_TW" w:bidi="zh_TW"/>
+        </w:rPr>
+        <w:t>腓4:4</w:t>
+      </w:r>
       <w:r>
         <w:rPr>
           <w:lang w:val="zh_TW" w:bidi="zh_TW"/>
         </w:rPr>
         <w:t>；</w:t>
       </w:r>
-      <w:hyperlink r:id="rId32">
-        <w:r>
-          <w:rPr>
-            <w:lang w:val="zh_TW" w:bidi="zh_TW"/>
-          </w:rPr>
-          <w:rPr>
-            <w:color w:val="0000EE"/>
-            <w:u w:val="single"/>
-          </w:rPr>
-          <w:t>雅1:2</w:t>
-        </w:r>
-      </w:hyperlink>
+      <w:r>
+        <w:rPr>
+          <w:lang w:val="zh_TW" w:bidi="zh_TW"/>
+        </w:rPr>
+        <w:t>雅1:2</w:t>
+      </w:r>
       <w:r>
         <w:rPr>
           <w:lang w:val="zh_TW" w:bidi="zh_TW"/>
@@ -639,288 +519,192 @@
           <w:lang w:val="zh_TW" w:bidi="zh_TW"/>
         </w:rPr>
       </w:r>
-      <w:hyperlink r:id="rId13">
-        <w:r>
-          <w:rPr>
-            <w:lang w:val="zh_TW" w:bidi="zh_TW"/>
-          </w:rPr>
-          <w:rPr>
-            <w:color w:val="0000EE"/>
-            <w:u w:val="single"/>
-          </w:rPr>
-          <w:t>傳2:24–25</w:t>
-        </w:r>
-      </w:hyperlink>
+      <w:r>
+        <w:rPr>
+          <w:lang w:val="zh_TW" w:bidi="zh_TW"/>
+        </w:rPr>
+        <w:t>傳2:24–25</w:t>
+      </w:r>
       <w:r>
         <w:rPr>
           <w:lang w:val="zh_TW" w:bidi="zh_TW"/>
         </w:rPr>
         <w:t>，</w:t>
       </w:r>
-      <w:hyperlink r:id="rId14">
-        <w:r>
-          <w:rPr>
-            <w:lang w:val="zh_TW" w:bidi="zh_TW"/>
-          </w:rPr>
-          <w:rPr>
-            <w:color w:val="0000EE"/>
-            <w:u w:val="single"/>
-          </w:rPr>
-          <w:t>3:12–13</w:t>
-        </w:r>
-      </w:hyperlink>
+      <w:r>
+        <w:rPr>
+          <w:lang w:val="zh_TW" w:bidi="zh_TW"/>
+        </w:rPr>
+        <w:t>3:12–13</w:t>
+      </w:r>
       <w:r>
         <w:rPr>
           <w:lang w:val="zh_TW" w:bidi="zh_TW"/>
         </w:rPr>
         <w:t>、</w:t>
       </w:r>
-      <w:hyperlink r:id="rId15">
-        <w:r>
-          <w:rPr>
-            <w:lang w:val="zh_TW" w:bidi="zh_TW"/>
-          </w:rPr>
-          <w:rPr>
-            <w:color w:val="0000EE"/>
-            <w:u w:val="single"/>
-          </w:rPr>
-          <w:t>22</w:t>
-        </w:r>
-      </w:hyperlink>
+      <w:r>
+        <w:rPr>
+          <w:lang w:val="zh_TW" w:bidi="zh_TW"/>
+        </w:rPr>
+        <w:t>22</w:t>
+      </w:r>
       <w:r>
         <w:rPr>
           <w:lang w:val="zh_TW" w:bidi="zh_TW"/>
         </w:rPr>
         <w:t>，</w:t>
       </w:r>
-      <w:hyperlink r:id="rId33">
-        <w:r>
-          <w:rPr>
-            <w:lang w:val="zh_TW" w:bidi="zh_TW"/>
-          </w:rPr>
-          <w:rPr>
-            <w:color w:val="0000EE"/>
-            <w:u w:val="single"/>
-          </w:rPr>
-          <w:t>4:6</w:t>
-        </w:r>
-      </w:hyperlink>
+      <w:r>
+        <w:rPr>
+          <w:lang w:val="zh_TW" w:bidi="zh_TW"/>
+        </w:rPr>
+        <w:t>4:6</w:t>
+      </w:r>
       <w:r>
         <w:rPr>
           <w:lang w:val="zh_TW" w:bidi="zh_TW"/>
         </w:rPr>
         <w:t>，</w:t>
       </w:r>
-      <w:hyperlink r:id="rId34">
-        <w:r>
-          <w:rPr>
-            <w:lang w:val="zh_TW" w:bidi="zh_TW"/>
-          </w:rPr>
-          <w:rPr>
-            <w:color w:val="0000EE"/>
-            <w:u w:val="single"/>
-          </w:rPr>
-          <w:t>5:18–20</w:t>
-        </w:r>
-      </w:hyperlink>
+      <w:r>
+        <w:rPr>
+          <w:lang w:val="zh_TW" w:bidi="zh_TW"/>
+        </w:rPr>
+        <w:t>5:18–20</w:t>
+      </w:r>
       <w:r>
         <w:rPr>
           <w:lang w:val="zh_TW" w:bidi="zh_TW"/>
         </w:rPr>
         <w:t>，</w:t>
       </w:r>
-      <w:hyperlink r:id="rId17">
-        <w:r>
-          <w:rPr>
-            <w:lang w:val="zh_TW" w:bidi="zh_TW"/>
-          </w:rPr>
-          <w:rPr>
-            <w:color w:val="0000EE"/>
-            <w:u w:val="single"/>
-          </w:rPr>
-          <w:t>6:9</w:t>
-        </w:r>
-      </w:hyperlink>
+      <w:r>
+        <w:rPr>
+          <w:lang w:val="zh_TW" w:bidi="zh_TW"/>
+        </w:rPr>
+        <w:t>6:9</w:t>
+      </w:r>
       <w:r>
         <w:rPr>
           <w:lang w:val="zh_TW" w:bidi="zh_TW"/>
         </w:rPr>
         <w:t>，</w:t>
       </w:r>
-      <w:hyperlink r:id="rId18">
-        <w:r>
-          <w:rPr>
-            <w:lang w:val="zh_TW" w:bidi="zh_TW"/>
-          </w:rPr>
-          <w:rPr>
-            <w:color w:val="0000EE"/>
-            <w:u w:val="single"/>
-          </w:rPr>
-          <w:t>8:15</w:t>
-        </w:r>
-      </w:hyperlink>
+      <w:r>
+        <w:rPr>
+          <w:lang w:val="zh_TW" w:bidi="zh_TW"/>
+        </w:rPr>
+        <w:t>8:15</w:t>
+      </w:r>
       <w:r>
         <w:rPr>
           <w:lang w:val="zh_TW" w:bidi="zh_TW"/>
         </w:rPr>
         <w:t>，</w:t>
       </w:r>
-      <w:hyperlink r:id="rId19">
-        <w:r>
-          <w:rPr>
-            <w:lang w:val="zh_TW" w:bidi="zh_TW"/>
-          </w:rPr>
-          <w:rPr>
-            <w:color w:val="0000EE"/>
-            <w:u w:val="single"/>
-          </w:rPr>
-          <w:t>9:7–9</w:t>
-        </w:r>
-      </w:hyperlink>
+      <w:r>
+        <w:rPr>
+          <w:lang w:val="zh_TW" w:bidi="zh_TW"/>
+        </w:rPr>
+        <w:t>9:7–9</w:t>
+      </w:r>
       <w:r>
         <w:rPr>
           <w:lang w:val="zh_TW" w:bidi="zh_TW"/>
         </w:rPr>
         <w:t>，</w:t>
       </w:r>
-      <w:hyperlink r:id="rId20">
-        <w:r>
-          <w:rPr>
-            <w:lang w:val="zh_TW" w:bidi="zh_TW"/>
-          </w:rPr>
-          <w:rPr>
-            <w:color w:val="0000EE"/>
-            <w:u w:val="single"/>
-          </w:rPr>
-          <w:t>11:7–10</w:t>
-        </w:r>
-      </w:hyperlink>
+      <w:r>
+        <w:rPr>
+          <w:lang w:val="zh_TW" w:bidi="zh_TW"/>
+        </w:rPr>
+        <w:t>11:7–10</w:t>
+      </w:r>
       <w:r>
         <w:rPr>
           <w:lang w:val="zh_TW" w:bidi="zh_TW"/>
         </w:rPr>
         <w:t>；</w:t>
       </w:r>
-      <w:hyperlink r:id="rId28">
-        <w:r>
-          <w:rPr>
-            <w:lang w:val="zh_TW" w:bidi="zh_TW"/>
-          </w:rPr>
-          <w:rPr>
-            <w:color w:val="0000EE"/>
-            <w:u w:val="single"/>
-          </w:rPr>
-          <w:t>賽22:13</w:t>
-        </w:r>
-      </w:hyperlink>
+      <w:r>
+        <w:rPr>
+          <w:lang w:val="zh_TW" w:bidi="zh_TW"/>
+        </w:rPr>
+        <w:t>賽22:13</w:t>
+      </w:r>
       <w:r>
         <w:rPr>
           <w:lang w:val="zh_TW" w:bidi="zh_TW"/>
         </w:rPr>
         <w:t>，</w:t>
       </w:r>
-      <w:hyperlink r:id="rId29">
-        <w:r>
-          <w:rPr>
-            <w:lang w:val="zh_TW" w:bidi="zh_TW"/>
-          </w:rPr>
-          <w:rPr>
-            <w:color w:val="0000EE"/>
-            <w:u w:val="single"/>
-          </w:rPr>
-          <w:t>56:12</w:t>
-        </w:r>
-      </w:hyperlink>
+      <w:r>
+        <w:rPr>
+          <w:lang w:val="zh_TW" w:bidi="zh_TW"/>
+        </w:rPr>
+        <w:t>56:12</w:t>
+      </w:r>
       <w:r>
         <w:rPr>
           <w:lang w:val="zh_TW" w:bidi="zh_TW"/>
         </w:rPr>
         <w:t>；</w:t>
       </w:r>
-      <w:hyperlink r:id="rId30">
-        <w:r>
-          <w:rPr>
-            <w:lang w:val="zh_TW" w:bidi="zh_TW"/>
-          </w:rPr>
-          <w:rPr>
-            <w:color w:val="0000EE"/>
-            <w:u w:val="single"/>
-          </w:rPr>
-          <w:t>路12:19–20</w:t>
-        </w:r>
-      </w:hyperlink>
+      <w:r>
+        <w:rPr>
+          <w:lang w:val="zh_TW" w:bidi="zh_TW"/>
+        </w:rPr>
+        <w:t>路12:19–20</w:t>
+      </w:r>
       <w:r>
         <w:rPr>
           <w:lang w:val="zh_TW" w:bidi="zh_TW"/>
         </w:rPr>
         <w:t>；</w:t>
       </w:r>
-      <w:hyperlink r:id="rId31">
-        <w:r>
-          <w:rPr>
-            <w:lang w:val="zh_TW" w:bidi="zh_TW"/>
-          </w:rPr>
-          <w:rPr>
-            <w:color w:val="0000EE"/>
-            <w:u w:val="single"/>
-          </w:rPr>
-          <w:t>腓4:4</w:t>
-        </w:r>
-      </w:hyperlink>
+      <w:r>
+        <w:rPr>
+          <w:lang w:val="zh_TW" w:bidi="zh_TW"/>
+        </w:rPr>
+        <w:t>腓4:4</w:t>
+      </w:r>
       <w:r>
         <w:rPr>
           <w:lang w:val="zh_TW" w:bidi="zh_TW"/>
         </w:rPr>
         <w:t>；</w:t>
       </w:r>
-      <w:hyperlink r:id="rId35">
-        <w:r>
-          <w:rPr>
-            <w:lang w:val="zh_TW" w:bidi="zh_TW"/>
-          </w:rPr>
-          <w:rPr>
-            <w:color w:val="0000EE"/>
-            <w:u w:val="single"/>
-          </w:rPr>
-          <w:t>西2:20–22</w:t>
-        </w:r>
-      </w:hyperlink>
+      <w:r>
+        <w:rPr>
+          <w:lang w:val="zh_TW" w:bidi="zh_TW"/>
+        </w:rPr>
+        <w:t>西2:20–22</w:t>
+      </w:r>
       <w:r>
         <w:rPr>
           <w:lang w:val="zh_TW" w:bidi="zh_TW"/>
         </w:rPr>
         <w:t>；</w:t>
       </w:r>
-      <w:hyperlink r:id="rId32">
-        <w:r>
-          <w:rPr>
-            <w:lang w:val="zh_TW" w:bidi="zh_TW"/>
-          </w:rPr>
-          <w:rPr>
-            <w:color w:val="0000EE"/>
-            <w:u w:val="single"/>
-          </w:rPr>
-          <w:t>雅1:2</w:t>
-        </w:r>
-      </w:hyperlink>
+      <w:r>
+        <w:rPr>
+          <w:lang w:val="zh_TW" w:bidi="zh_TW"/>
+        </w:rPr>
+        <w:t>雅1:2</w:t>
+      </w:r>
       <w:r>
         <w:rPr>
           <w:lang w:val="zh_TW" w:bidi="zh_TW"/>
         </w:rPr>
         <w:t>，</w:t>
       </w:r>
-      <w:hyperlink r:id="rId36">
-        <w:r>
-          <w:rPr>
-            <w:lang w:val="zh_TW" w:bidi="zh_TW"/>
-          </w:rPr>
-          <w:rPr>
-            <w:color w:val="0000EE"/>
-            <w:u w:val="single"/>
-          </w:rPr>
-          <w:t>4:13–16</w:t>
-        </w:r>
-      </w:hyperlink>
+      <w:r>
+        <w:rPr>
+          <w:lang w:val="zh_TW" w:bidi="zh_TW"/>
+        </w:rPr>
+        <w:t>4:13–16</w:t>
+      </w:r>
       <w:r>
         <w:rPr>
           <w:lang w:val="zh_TW" w:bidi="zh_TW"/>
@@ -1001,18 +785,12 @@
         </w:rPr>
         <w:t>雅各將他所得的十分之一奉獻給神（</w:t>
       </w:r>
-      <w:hyperlink r:id="rId37">
-        <w:r>
-          <w:rPr>
-            <w:lang w:val="zh_TW" w:bidi="zh_TW"/>
-          </w:rPr>
-          <w:rPr>
-            <w:color w:val="0000EE"/>
-            <w:u w:val="single"/>
-          </w:rPr>
-          <w:t>創28:20–22</w:t>
-        </w:r>
-      </w:hyperlink>
+      <w:r>
+        <w:rPr>
+          <w:lang w:val="zh_TW" w:bidi="zh_TW"/>
+        </w:rPr>
+        <w:t>創28:20–22</w:t>
+      </w:r>
       <w:r>
         <w:rPr>
           <w:lang w:val="zh_TW" w:bidi="zh_TW"/>
@@ -1037,18 +815,12 @@
         </w:rPr>
         <w:t>以色列人承諾將迦南人征服的戰利品獻給神（</w:t>
       </w:r>
-      <w:hyperlink r:id="rId38">
-        <w:r>
-          <w:rPr>
-            <w:lang w:val="zh_TW" w:bidi="zh_TW"/>
-          </w:rPr>
-          <w:rPr>
-            <w:color w:val="0000EE"/>
-            <w:u w:val="single"/>
-          </w:rPr>
-          <w:t>民21:2</w:t>
-        </w:r>
-      </w:hyperlink>
+      <w:r>
+        <w:rPr>
+          <w:lang w:val="zh_TW" w:bidi="zh_TW"/>
+        </w:rPr>
+        <w:t>民21:2</w:t>
+      </w:r>
       <w:r>
         <w:rPr>
           <w:lang w:val="zh_TW" w:bidi="zh_TW"/>
@@ -1073,18 +845,12 @@
         </w:rPr>
         <w:t>哈拿許願將她的兒子獻給主，一生作神的僕人（</w:t>
       </w:r>
-      <w:hyperlink r:id="rId39">
-        <w:r>
-          <w:rPr>
-            <w:lang w:val="zh_TW" w:bidi="zh_TW"/>
-          </w:rPr>
-          <w:rPr>
-            <w:color w:val="0000EE"/>
-            <w:u w:val="single"/>
-          </w:rPr>
-          <w:t>撒上1:11</w:t>
-        </w:r>
-      </w:hyperlink>
+      <w:r>
+        <w:rPr>
+          <w:lang w:val="zh_TW" w:bidi="zh_TW"/>
+        </w:rPr>
+        <w:t>撒上1:11</w:t>
+      </w:r>
       <w:r>
         <w:rPr>
           <w:lang w:val="zh_TW" w:bidi="zh_TW"/>
@@ -1109,18 +875,12 @@
         </w:rPr>
         <w:t>押沙龍在希伯崙向神獻祭（</w:t>
       </w:r>
-      <w:hyperlink r:id="rId40">
-        <w:r>
-          <w:rPr>
-            <w:lang w:val="zh_TW" w:bidi="zh_TW"/>
-          </w:rPr>
-          <w:rPr>
-            <w:color w:val="0000EE"/>
-            <w:u w:val="single"/>
-          </w:rPr>
-          <w:t>撒下15:8</w:t>
-        </w:r>
-      </w:hyperlink>
+      <w:r>
+        <w:rPr>
+          <w:lang w:val="zh_TW" w:bidi="zh_TW"/>
+        </w:rPr>
+        <w:t>撒下15:8</w:t>
+      </w:r>
       <w:r>
         <w:rPr>
           <w:lang w:val="zh_TW" w:bidi="zh_TW"/>
@@ -1141,54 +901,36 @@
         </w:rPr>
         <w:t>獻祭的律法經常提到有關許願的規則。以色列人基於神回應他們的請求而許願。然後，他們會向神還願，通常是藉著獻上祭物（例如，</w:t>
       </w:r>
-      <w:hyperlink r:id="rId41">
-        <w:r>
-          <w:rPr>
-            <w:lang w:val="zh_TW" w:bidi="zh_TW"/>
-          </w:rPr>
-          <w:rPr>
-            <w:color w:val="0000EE"/>
-            <w:u w:val="single"/>
-          </w:rPr>
-          <w:t>利7:16</w:t>
-        </w:r>
-      </w:hyperlink>
+      <w:r>
+        <w:rPr>
+          <w:lang w:val="zh_TW" w:bidi="zh_TW"/>
+        </w:rPr>
+        <w:t>利7:16</w:t>
+      </w:r>
       <w:r>
         <w:rPr>
           <w:lang w:val="zh_TW" w:bidi="zh_TW"/>
         </w:rPr>
         <w:t>，</w:t>
       </w:r>
-      <w:hyperlink r:id="rId42">
-        <w:r>
-          <w:rPr>
-            <w:lang w:val="zh_TW" w:bidi="zh_TW"/>
-          </w:rPr>
-          <w:rPr>
-            <w:color w:val="0000EE"/>
-            <w:u w:val="single"/>
-          </w:rPr>
-          <w:t>22:23</w:t>
-        </w:r>
-      </w:hyperlink>
+      <w:r>
+        <w:rPr>
+          <w:lang w:val="zh_TW" w:bidi="zh_TW"/>
+        </w:rPr>
+        <w:t>22:23</w:t>
+      </w:r>
       <w:r>
         <w:rPr>
           <w:lang w:val="zh_TW" w:bidi="zh_TW"/>
         </w:rPr>
         <w:t>；</w:t>
       </w:r>
-      <w:hyperlink r:id="rId43">
-        <w:r>
-          <w:rPr>
-            <w:lang w:val="zh_TW" w:bidi="zh_TW"/>
-          </w:rPr>
-          <w:rPr>
-            <w:color w:val="0000EE"/>
-            <w:u w:val="single"/>
-          </w:rPr>
-          <w:t>申12:11</w:t>
-        </w:r>
-      </w:hyperlink>
+      <w:r>
+        <w:rPr>
+          <w:lang w:val="zh_TW" w:bidi="zh_TW"/>
+        </w:rPr>
+        <w:t>申12:11</w:t>
+      </w:r>
       <w:r>
         <w:rPr>
           <w:lang w:val="zh_TW" w:bidi="zh_TW"/>
@@ -1209,72 +951,48 @@
         </w:rPr>
         <w:t>然而，人可能會濫用許願，律法本身警告不要這樣做（</w:t>
       </w:r>
-      <w:hyperlink r:id="rId44">
-        <w:r>
-          <w:rPr>
-            <w:lang w:val="zh_TW" w:bidi="zh_TW"/>
-          </w:rPr>
-          <w:rPr>
-            <w:color w:val="0000EE"/>
-            <w:u w:val="single"/>
-          </w:rPr>
-          <w:t>申23:21–23</w:t>
-        </w:r>
-      </w:hyperlink>
+      <w:r>
+        <w:rPr>
+          <w:lang w:val="zh_TW" w:bidi="zh_TW"/>
+        </w:rPr>
+        <w:t>申23:21–23</w:t>
+      </w:r>
       <w:r>
         <w:rPr>
           <w:lang w:val="zh_TW" w:bidi="zh_TW"/>
         </w:rPr>
         <w:t>），智慧書也有提到（例如，</w:t>
       </w:r>
-      <w:hyperlink r:id="rId45">
-        <w:r>
-          <w:rPr>
-            <w:lang w:val="zh_TW" w:bidi="zh_TW"/>
-          </w:rPr>
-          <w:rPr>
-            <w:color w:val="0000EE"/>
-            <w:u w:val="single"/>
-          </w:rPr>
-          <w:t>箴7:10–14</w:t>
-        </w:r>
-      </w:hyperlink>
+      <w:r>
+        <w:rPr>
+          <w:lang w:val="zh_TW" w:bidi="zh_TW"/>
+        </w:rPr>
+        <w:t>箴7:10–14</w:t>
+      </w:r>
       <w:r>
         <w:rPr>
           <w:lang w:val="zh_TW" w:bidi="zh_TW"/>
         </w:rPr>
         <w:t>，</w:t>
       </w:r>
-      <w:hyperlink r:id="rId46">
-        <w:r>
-          <w:rPr>
-            <w:lang w:val="zh_TW" w:bidi="zh_TW"/>
-          </w:rPr>
-          <w:rPr>
-            <w:color w:val="0000EE"/>
-            <w:u w:val="single"/>
-          </w:rPr>
-          <w:t>20:25</w:t>
-        </w:r>
-      </w:hyperlink>
+      <w:r>
+        <w:rPr>
+          <w:lang w:val="zh_TW" w:bidi="zh_TW"/>
+        </w:rPr>
+        <w:t>20:25</w:t>
+      </w:r>
       <w:r>
         <w:rPr>
           <w:lang w:val="zh_TW" w:bidi="zh_TW"/>
         </w:rPr>
         <w:t>），此外，先知書也是如此（見例如，</w:t>
       </w:r>
-      <w:hyperlink r:id="rId47">
-        <w:r>
-          <w:rPr>
-            <w:lang w:val="zh_TW" w:bidi="zh_TW"/>
-          </w:rPr>
-          <w:rPr>
-            <w:color w:val="0000EE"/>
-            <w:u w:val="single"/>
-          </w:rPr>
-          <w:t>耶44:25</w:t>
-        </w:r>
-      </w:hyperlink>
+      <w:r>
+        <w:rPr>
+          <w:lang w:val="zh_TW" w:bidi="zh_TW"/>
+        </w:rPr>
+        <w:t>耶44:25</w:t>
+      </w:r>
       <w:r>
         <w:rPr>
           <w:lang w:val="zh_TW" w:bidi="zh_TW"/>
@@ -1295,102 +1013,66 @@
         </w:rPr>
         <w:t>掃羅王經常起愚昧的誓（</w:t>
       </w:r>
-      <w:hyperlink r:id="rId48">
-        <w:r>
-          <w:rPr>
-            <w:lang w:val="zh_TW" w:bidi="zh_TW"/>
-          </w:rPr>
-          <w:rPr>
-            <w:color w:val="0000EE"/>
-            <w:u w:val="single"/>
-          </w:rPr>
-          <w:t>撒上14:24–28</w:t>
-        </w:r>
-      </w:hyperlink>
+      <w:r>
+        <w:rPr>
+          <w:lang w:val="zh_TW" w:bidi="zh_TW"/>
+        </w:rPr>
+        <w:t>撒上14:24–28</w:t>
+      </w:r>
       <w:r>
         <w:rPr>
           <w:lang w:val="zh_TW" w:bidi="zh_TW"/>
         </w:rPr>
         <w:t>），他沒有遵守自己所起的誓（</w:t>
       </w:r>
-      <w:hyperlink r:id="rId49">
-        <w:r>
-          <w:rPr>
-            <w:lang w:val="zh_TW" w:bidi="zh_TW"/>
-          </w:rPr>
-          <w:rPr>
-            <w:color w:val="0000EE"/>
-            <w:u w:val="single"/>
-          </w:rPr>
-          <w:t>19:6</w:t>
-        </w:r>
-      </w:hyperlink>
+      <w:r>
+        <w:rPr>
+          <w:lang w:val="zh_TW" w:bidi="zh_TW"/>
+        </w:rPr>
+        <w:t>19:6</w:t>
+      </w:r>
       <w:r>
         <w:rPr>
           <w:lang w:val="zh_TW" w:bidi="zh_TW"/>
         </w:rPr>
         <w:t>）。人們可能無法履行或償還草率所起的誓，這可能導致神懲罰他們。與其違背原來所起的誓，不如不許願 （</w:t>
       </w:r>
-      <w:hyperlink r:id="rId50">
-        <w:r>
-          <w:rPr>
-            <w:lang w:val="zh_TW" w:bidi="zh_TW"/>
-          </w:rPr>
-          <w:rPr>
-            <w:color w:val="0000EE"/>
-            <w:u w:val="single"/>
-          </w:rPr>
-          <w:t>傳5:3–5</w:t>
-        </w:r>
-      </w:hyperlink>
+      <w:r>
+        <w:rPr>
+          <w:lang w:val="zh_TW" w:bidi="zh_TW"/>
+        </w:rPr>
+        <w:t>傳5:3–5</w:t>
+      </w:r>
       <w:r>
         <w:rPr>
           <w:lang w:val="zh_TW" w:bidi="zh_TW"/>
         </w:rPr>
         <w:t>）。耶穌教導我們過誠實和正直的生活，我們便不需要起誓 （</w:t>
       </w:r>
-      <w:hyperlink r:id="rId51">
-        <w:r>
-          <w:rPr>
-            <w:lang w:val="zh_TW" w:bidi="zh_TW"/>
-          </w:rPr>
-          <w:rPr>
-            <w:color w:val="0000EE"/>
-            <w:u w:val="single"/>
-          </w:rPr>
-          <w:t>太5:33–37</w:t>
-        </w:r>
-      </w:hyperlink>
+      <w:r>
+        <w:rPr>
+          <w:lang w:val="zh_TW" w:bidi="zh_TW"/>
+        </w:rPr>
+        <w:t>太5:33–37</w:t>
+      </w:r>
       <w:r>
         <w:rPr>
           <w:lang w:val="zh_TW" w:bidi="zh_TW"/>
         </w:rPr>
         <w:t>；參</w:t>
       </w:r>
-      <w:hyperlink r:id="rId52">
-        <w:r>
-          <w:rPr>
-            <w:lang w:val="zh_TW" w:bidi="zh_TW"/>
-          </w:rPr>
-          <w:rPr>
-            <w:color w:val="0000EE"/>
-            <w:u w:val="single"/>
-          </w:rPr>
-          <w:t>雅5:12</w:t>
-        </w:r>
-      </w:hyperlink>
-      <w:hyperlink r:id="rId51">
-        <w:r>
-          <w:rPr>
-            <w:lang w:val="zh_TW" w:bidi="zh_TW"/>
-          </w:rPr>
-          <w:rPr>
-            <w:color w:val="0000EE"/>
-            <w:u w:val="single"/>
-          </w:rPr>
-          <w:t>）。</w:t>
-        </w:r>
-      </w:hyperlink>
+      <w:r>
+        <w:rPr>
+          <w:lang w:val="zh_TW" w:bidi="zh_TW"/>
+        </w:rPr>
+        <w:t>雅5:12</w:t>
+      </w:r>
+      <w:r>
+        <w:rPr>
+          <w:lang w:val="zh_TW" w:bidi="zh_TW"/>
+        </w:rPr>
+        <w:t>）。</w:t>
+      </w:r>
     </w:p>
     <w:p>
       <w:pPr/>
@@ -1414,288 +1096,192 @@
           <w:lang w:val="zh_TW" w:bidi="zh_TW"/>
         </w:rPr>
       </w:r>
-      <w:hyperlink r:id="rId37">
-        <w:r>
-          <w:rPr>
-            <w:lang w:val="zh_TW" w:bidi="zh_TW"/>
-          </w:rPr>
-          <w:rPr>
-            <w:color w:val="0000EE"/>
-            <w:u w:val="single"/>
-          </w:rPr>
-          <w:t>創28:20–22</w:t>
-        </w:r>
-      </w:hyperlink>
+      <w:r>
+        <w:rPr>
+          <w:lang w:val="zh_TW" w:bidi="zh_TW"/>
+        </w:rPr>
+        <w:t>創28:20–22</w:t>
+      </w:r>
       <w:r>
         <w:rPr>
           <w:lang w:val="zh_TW" w:bidi="zh_TW"/>
         </w:rPr>
         <w:t>；</w:t>
       </w:r>
-      <w:hyperlink r:id="rId53">
-        <w:r>
-          <w:rPr>
-            <w:lang w:val="zh_TW" w:bidi="zh_TW"/>
-          </w:rPr>
-          <w:rPr>
-            <w:color w:val="0000EE"/>
-            <w:u w:val="single"/>
-          </w:rPr>
-          <w:t>民21:2–3</w:t>
-        </w:r>
-      </w:hyperlink>
+      <w:r>
+        <w:rPr>
+          <w:lang w:val="zh_TW" w:bidi="zh_TW"/>
+        </w:rPr>
+        <w:t>民21:2–3</w:t>
+      </w:r>
       <w:r>
         <w:rPr>
           <w:lang w:val="zh_TW" w:bidi="zh_TW"/>
         </w:rPr>
         <w:t>，</w:t>
       </w:r>
-      <w:hyperlink r:id="rId54">
-        <w:r>
-          <w:rPr>
-            <w:lang w:val="zh_TW" w:bidi="zh_TW"/>
-          </w:rPr>
-          <w:rPr>
-            <w:color w:val="0000EE"/>
-            <w:u w:val="single"/>
-          </w:rPr>
-          <w:t>30:1–16</w:t>
-        </w:r>
-      </w:hyperlink>
+      <w:r>
+        <w:rPr>
+          <w:lang w:val="zh_TW" w:bidi="zh_TW"/>
+        </w:rPr>
+        <w:t>30:1–16</w:t>
+      </w:r>
       <w:r>
         <w:rPr>
           <w:lang w:val="zh_TW" w:bidi="zh_TW"/>
         </w:rPr>
         <w:t>；</w:t>
       </w:r>
-      <w:hyperlink r:id="rId55">
-        <w:r>
-          <w:rPr>
-            <w:lang w:val="zh_TW" w:bidi="zh_TW"/>
-          </w:rPr>
-          <w:rPr>
-            <w:color w:val="0000EE"/>
-            <w:u w:val="single"/>
-          </w:rPr>
-          <w:t>申23:18–23</w:t>
-        </w:r>
-      </w:hyperlink>
+      <w:r>
+        <w:rPr>
+          <w:lang w:val="zh_TW" w:bidi="zh_TW"/>
+        </w:rPr>
+        <w:t>申23:18–23</w:t>
+      </w:r>
       <w:r>
         <w:rPr>
           <w:lang w:val="zh_TW" w:bidi="zh_TW"/>
         </w:rPr>
         <w:t>；</w:t>
       </w:r>
-      <w:hyperlink r:id="rId56">
-        <w:r>
-          <w:rPr>
-            <w:lang w:val="zh_TW" w:bidi="zh_TW"/>
-          </w:rPr>
-          <w:rPr>
-            <w:color w:val="0000EE"/>
-            <w:u w:val="single"/>
-          </w:rPr>
-          <w:t>士11:30–40</w:t>
-        </w:r>
-      </w:hyperlink>
+      <w:r>
+        <w:rPr>
+          <w:lang w:val="zh_TW" w:bidi="zh_TW"/>
+        </w:rPr>
+        <w:t>士11:30–40</w:t>
+      </w:r>
       <w:r>
         <w:rPr>
           <w:lang w:val="zh_TW" w:bidi="zh_TW"/>
         </w:rPr>
         <w:t>；</w:t>
       </w:r>
-      <w:hyperlink r:id="rId39">
-        <w:r>
-          <w:rPr>
-            <w:lang w:val="zh_TW" w:bidi="zh_TW"/>
-          </w:rPr>
-          <w:rPr>
-            <w:color w:val="0000EE"/>
-            <w:u w:val="single"/>
-          </w:rPr>
-          <w:t>撒上1:11</w:t>
-        </w:r>
-      </w:hyperlink>
+      <w:r>
+        <w:rPr>
+          <w:lang w:val="zh_TW" w:bidi="zh_TW"/>
+        </w:rPr>
+        <w:t>撒上1:11</w:t>
+      </w:r>
       <w:r>
         <w:rPr>
           <w:lang w:val="zh_TW" w:bidi="zh_TW"/>
         </w:rPr>
         <w:t>、</w:t>
       </w:r>
-      <w:hyperlink r:id="rId57">
-        <w:r>
-          <w:rPr>
-            <w:lang w:val="zh_TW" w:bidi="zh_TW"/>
-          </w:rPr>
-          <w:rPr>
-            <w:color w:val="0000EE"/>
-            <w:u w:val="single"/>
-          </w:rPr>
-          <w:t>24–28</w:t>
-        </w:r>
-      </w:hyperlink>
+      <w:r>
+        <w:rPr>
+          <w:lang w:val="zh_TW" w:bidi="zh_TW"/>
+        </w:rPr>
+        <w:t>24–28</w:t>
+      </w:r>
       <w:r>
         <w:rPr>
           <w:lang w:val="zh_TW" w:bidi="zh_TW"/>
         </w:rPr>
         <w:t>，</w:t>
       </w:r>
-      <w:hyperlink r:id="rId58">
-        <w:r>
-          <w:rPr>
-            <w:lang w:val="zh_TW" w:bidi="zh_TW"/>
-          </w:rPr>
-          <w:rPr>
-            <w:color w:val="0000EE"/>
-            <w:u w:val="single"/>
-          </w:rPr>
-          <w:t>14:24–45</w:t>
-        </w:r>
-      </w:hyperlink>
+      <w:r>
+        <w:rPr>
+          <w:lang w:val="zh_TW" w:bidi="zh_TW"/>
+        </w:rPr>
+        <w:t>14:24–45</w:t>
+      </w:r>
       <w:r>
         <w:rPr>
           <w:lang w:val="zh_TW" w:bidi="zh_TW"/>
         </w:rPr>
         <w:t>；</w:t>
       </w:r>
-      <w:hyperlink r:id="rId59">
-        <w:r>
-          <w:rPr>
-            <w:lang w:val="zh_TW" w:bidi="zh_TW"/>
-          </w:rPr>
-          <w:rPr>
-            <w:color w:val="0000EE"/>
-            <w:u w:val="single"/>
-          </w:rPr>
-          <w:t>詩76:11</w:t>
-        </w:r>
-      </w:hyperlink>
+      <w:r>
+        <w:rPr>
+          <w:lang w:val="zh_TW" w:bidi="zh_TW"/>
+        </w:rPr>
+        <w:t>詩76:11</w:t>
+      </w:r>
       <w:r>
         <w:rPr>
           <w:lang w:val="zh_TW" w:bidi="zh_TW"/>
         </w:rPr>
         <w:t>；</w:t>
       </w:r>
-      <w:hyperlink r:id="rId46">
-        <w:r>
-          <w:rPr>
-            <w:lang w:val="zh_TW" w:bidi="zh_TW"/>
-          </w:rPr>
-          <w:rPr>
-            <w:color w:val="0000EE"/>
-            <w:u w:val="single"/>
-          </w:rPr>
-          <w:t>箴20:25</w:t>
-        </w:r>
-      </w:hyperlink>
+      <w:r>
+        <w:rPr>
+          <w:lang w:val="zh_TW" w:bidi="zh_TW"/>
+        </w:rPr>
+        <w:t>箴20:25</w:t>
+      </w:r>
       <w:r>
         <w:rPr>
           <w:lang w:val="zh_TW" w:bidi="zh_TW"/>
         </w:rPr>
         <w:t>；</w:t>
       </w:r>
-      <w:hyperlink r:id="rId50">
-        <w:r>
-          <w:rPr>
-            <w:lang w:val="zh_TW" w:bidi="zh_TW"/>
-          </w:rPr>
-          <w:rPr>
-            <w:color w:val="0000EE"/>
-            <w:u w:val="single"/>
-          </w:rPr>
-          <w:t>傳5:3–5</w:t>
-        </w:r>
-      </w:hyperlink>
+      <w:r>
+        <w:rPr>
+          <w:lang w:val="zh_TW" w:bidi="zh_TW"/>
+        </w:rPr>
+        <w:t>傳5:3–5</w:t>
+      </w:r>
       <w:r>
         <w:rPr>
           <w:lang w:val="zh_TW" w:bidi="zh_TW"/>
         </w:rPr>
         <w:t>；</w:t>
       </w:r>
-      <w:hyperlink r:id="rId60">
-        <w:r>
-          <w:rPr>
-            <w:lang w:val="zh_TW" w:bidi="zh_TW"/>
-          </w:rPr>
-          <w:rPr>
-            <w:color w:val="0000EE"/>
-            <w:u w:val="single"/>
-          </w:rPr>
-          <w:t>瑪1:14</w:t>
-        </w:r>
-      </w:hyperlink>
+      <w:r>
+        <w:rPr>
+          <w:lang w:val="zh_TW" w:bidi="zh_TW"/>
+        </w:rPr>
+        <w:t>瑪1:14</w:t>
+      </w:r>
       <w:r>
         <w:rPr>
           <w:lang w:val="zh_TW" w:bidi="zh_TW"/>
         </w:rPr>
         <w:t>；</w:t>
       </w:r>
-      <w:hyperlink r:id="rId51">
-        <w:r>
-          <w:rPr>
-            <w:lang w:val="zh_TW" w:bidi="zh_TW"/>
-          </w:rPr>
-          <w:rPr>
-            <w:color w:val="0000EE"/>
-            <w:u w:val="single"/>
-          </w:rPr>
-          <w:t>太5:33–37</w:t>
-        </w:r>
-      </w:hyperlink>
+      <w:r>
+        <w:rPr>
+          <w:lang w:val="zh_TW" w:bidi="zh_TW"/>
+        </w:rPr>
+        <w:t>太5:33–37</w:t>
+      </w:r>
       <w:r>
         <w:rPr>
           <w:lang w:val="zh_TW" w:bidi="zh_TW"/>
         </w:rPr>
         <w:t>；</w:t>
       </w:r>
-      <w:hyperlink r:id="rId61">
-        <w:r>
-          <w:rPr>
-            <w:lang w:val="zh_TW" w:bidi="zh_TW"/>
-          </w:rPr>
-          <w:rPr>
-            <w:color w:val="0000EE"/>
-            <w:u w:val="single"/>
-          </w:rPr>
-          <w:t>徒18:18</w:t>
-        </w:r>
-      </w:hyperlink>
+      <w:r>
+        <w:rPr>
+          <w:lang w:val="zh_TW" w:bidi="zh_TW"/>
+        </w:rPr>
+        <w:t>徒18:18</w:t>
+      </w:r>
       <w:r>
         <w:rPr>
           <w:lang w:val="zh_TW" w:bidi="zh_TW"/>
         </w:rPr>
         <w:t>、</w:t>
       </w:r>
-      <w:hyperlink r:id="rId62">
-        <w:r>
-          <w:rPr>
-            <w:lang w:val="zh_TW" w:bidi="zh_TW"/>
-          </w:rPr>
-          <w:rPr>
-            <w:color w:val="0000EE"/>
-            <w:u w:val="single"/>
-          </w:rPr>
-          <w:t>21:23–24</w:t>
-        </w:r>
-      </w:hyperlink>
+      <w:r>
+        <w:rPr>
+          <w:lang w:val="zh_TW" w:bidi="zh_TW"/>
+        </w:rPr>
+        <w:t>21:23–24</w:t>
+      </w:r>
       <w:r>
         <w:rPr>
           <w:lang w:val="zh_TW" w:bidi="zh_TW"/>
         </w:rPr>
         <w:t>；</w:t>
       </w:r>
-      <w:hyperlink r:id="rId52">
-        <w:r>
-          <w:rPr>
-            <w:lang w:val="zh_TW" w:bidi="zh_TW"/>
-          </w:rPr>
-          <w:rPr>
-            <w:color w:val="0000EE"/>
-            <w:u w:val="single"/>
-          </w:rPr>
-          <w:t>雅5:12</w:t>
-        </w:r>
-      </w:hyperlink>
+      <w:r>
+        <w:rPr>
+          <w:lang w:val="zh_TW" w:bidi="zh_TW"/>
+        </w:rPr>
+        <w:t>雅5:12</w:t>
+      </w:r>
       <w:r>
         <w:rPr>
           <w:lang w:val="zh_TW" w:bidi="zh_TW"/>
@@ -1744,54 +1330,36 @@
         </w:rPr>
         <w:t>神有時會呼召人向態度強硬的聽眾，傳講耶穌的福音。這些聽眾可能抗拒神的真理，甚至拒絕信息傳講信息的人。這樣的情況在舊約先知的經歷中特別常見，因為先知往往要傳講人們不願意聽的信息（見</w:t>
       </w:r>
-      <w:hyperlink r:id="rId63">
-        <w:r>
-          <w:rPr>
-            <w:lang w:val="zh_TW" w:bidi="zh_TW"/>
-          </w:rPr>
-          <w:rPr>
-            <w:color w:val="0000EE"/>
-            <w:u w:val="single"/>
-          </w:rPr>
-          <w:t>耶26:7–9</w:t>
-        </w:r>
-      </w:hyperlink>
+      <w:r>
+        <w:rPr>
+          <w:lang w:val="zh_TW" w:bidi="zh_TW"/>
+        </w:rPr>
+        <w:t>耶26:7–9</w:t>
+      </w:r>
       <w:r>
         <w:rPr>
           <w:lang w:val="zh_TW" w:bidi="zh_TW"/>
         </w:rPr>
         <w:t>，</w:t>
       </w:r>
-      <w:hyperlink r:id="rId64">
-        <w:r>
-          <w:rPr>
-            <w:lang w:val="zh_TW" w:bidi="zh_TW"/>
-          </w:rPr>
-          <w:rPr>
-            <w:color w:val="0000EE"/>
-            <w:u w:val="single"/>
-          </w:rPr>
-          <w:t>38:1–6</w:t>
-        </w:r>
-      </w:hyperlink>
+      <w:r>
+        <w:rPr>
+          <w:lang w:val="zh_TW" w:bidi="zh_TW"/>
+        </w:rPr>
+        <w:t>38:1–6</w:t>
+      </w:r>
       <w:r>
         <w:rPr>
           <w:lang w:val="zh_TW" w:bidi="zh_TW"/>
         </w:rPr>
         <w:t>；</w:t>
       </w:r>
-      <w:hyperlink r:id="rId65">
-        <w:r>
-          <w:rPr>
-            <w:lang w:val="zh_TW" w:bidi="zh_TW"/>
-          </w:rPr>
-          <w:rPr>
-            <w:color w:val="0000EE"/>
-            <w:u w:val="single"/>
-          </w:rPr>
-          <w:t>摩7:10–13</w:t>
-        </w:r>
-      </w:hyperlink>
+      <w:r>
+        <w:rPr>
+          <w:lang w:val="zh_TW" w:bidi="zh_TW"/>
+        </w:rPr>
+        <w:t>摩7:10–13</w:t>
+      </w:r>
       <w:r>
         <w:rPr>
           <w:lang w:val="zh_TW" w:bidi="zh_TW"/>
@@ -1830,18 +1398,12 @@
         </w:rPr>
         <w:t>感到失望的人（</w:t>
       </w:r>
-      <w:hyperlink r:id="rId66">
-        <w:r>
-          <w:rPr>
-            <w:lang w:val="zh_TW" w:bidi="zh_TW"/>
-          </w:rPr>
-          <w:rPr>
-            <w:color w:val="0000EE"/>
-            <w:u w:val="single"/>
-          </w:rPr>
-          <w:t>瑪1:2</w:t>
-        </w:r>
-      </w:hyperlink>
+      <w:r>
+        <w:rPr>
+          <w:lang w:val="zh_TW" w:bidi="zh_TW"/>
+        </w:rPr>
+        <w:t>瑪1:2</w:t>
+      </w:r>
       <w:r>
         <w:rPr>
           <w:lang w:val="zh_TW" w:bidi="zh_TW"/>
@@ -1866,36 +1428,24 @@
         </w:rPr>
         <w:t>對神缺乏信心的人（</w:t>
       </w:r>
-      <w:hyperlink r:id="rId67">
-        <w:r>
-          <w:rPr>
-            <w:lang w:val="zh_TW" w:bidi="zh_TW"/>
-          </w:rPr>
-          <w:rPr>
-            <w:color w:val="0000EE"/>
-            <w:u w:val="single"/>
-          </w:rPr>
-          <w:t>1:7</w:t>
-        </w:r>
-      </w:hyperlink>
+      <w:r>
+        <w:rPr>
+          <w:lang w:val="zh_TW" w:bidi="zh_TW"/>
+        </w:rPr>
+        <w:t>1:7</w:t>
+      </w:r>
       <w:r>
         <w:rPr>
           <w:lang w:val="zh_TW" w:bidi="zh_TW"/>
         </w:rPr>
         <w:t>，</w:t>
       </w:r>
-      <w:hyperlink r:id="rId68">
-        <w:r>
-          <w:rPr>
-            <w:lang w:val="zh_TW" w:bidi="zh_TW"/>
-          </w:rPr>
-          <w:rPr>
-            <w:color w:val="0000EE"/>
-            <w:u w:val="single"/>
-          </w:rPr>
-          <w:t>2:2</w:t>
-        </w:r>
-      </w:hyperlink>
+      <w:r>
+        <w:rPr>
+          <w:lang w:val="zh_TW" w:bidi="zh_TW"/>
+        </w:rPr>
+        <w:t>2:2</w:t>
+      </w:r>
       <w:r>
         <w:rPr>
           <w:lang w:val="zh_TW" w:bidi="zh_TW"/>
@@ -1920,18 +1470,12 @@
         </w:rPr>
         <w:t>對信仰漠不關心的人 （</w:t>
       </w:r>
-      <w:hyperlink r:id="rId69">
-        <w:r>
-          <w:rPr>
-            <w:lang w:val="zh_TW" w:bidi="zh_TW"/>
-          </w:rPr>
-          <w:rPr>
-            <w:color w:val="0000EE"/>
-            <w:u w:val="single"/>
-          </w:rPr>
-          <w:t>2:13–16</w:t>
-        </w:r>
-      </w:hyperlink>
+      <w:r>
+        <w:rPr>
+          <w:lang w:val="zh_TW" w:bidi="zh_TW"/>
+        </w:rPr>
+        <w:t>2:13–16</w:t>
+      </w:r>
       <w:r>
         <w:rPr>
           <w:lang w:val="zh_TW" w:bidi="zh_TW"/>
@@ -1956,18 +1500,12 @@
         </w:rPr>
         <w:t>行事不誠實的人 （</w:t>
       </w:r>
-      <w:hyperlink r:id="rId70">
-        <w:r>
-          <w:rPr>
-            <w:lang w:val="zh_TW" w:bidi="zh_TW"/>
-          </w:rPr>
-          <w:rPr>
-            <w:color w:val="0000EE"/>
-            <w:u w:val="single"/>
-          </w:rPr>
-          <w:t>3:5</w:t>
-        </w:r>
-      </w:hyperlink>
+      <w:r>
+        <w:rPr>
+          <w:lang w:val="zh_TW" w:bidi="zh_TW"/>
+        </w:rPr>
+        <w:t>3:5</w:t>
+      </w:r>
       <w:r>
         <w:rPr>
           <w:lang w:val="zh_TW" w:bidi="zh_TW"/>
@@ -1992,18 +1530,12 @@
         </w:rPr>
         <w:t>對神的事毫無興趣的人（</w:t>
       </w:r>
-      <w:hyperlink r:id="rId71">
-        <w:r>
-          <w:rPr>
-            <w:lang w:val="zh_TW" w:bidi="zh_TW"/>
-          </w:rPr>
-          <w:rPr>
-            <w:color w:val="0000EE"/>
-            <w:u w:val="single"/>
-          </w:rPr>
-          <w:t>3:14–15</w:t>
-        </w:r>
-      </w:hyperlink>
+      <w:r>
+        <w:rPr>
+          <w:lang w:val="zh_TW" w:bidi="zh_TW"/>
+        </w:rPr>
+        <w:t>3:14–15</w:t>
+      </w:r>
       <w:r>
         <w:rPr>
           <w:lang w:val="zh_TW" w:bidi="zh_TW"/>
@@ -2028,18 +1560,12 @@
         </w:rPr>
         <w:t>心存疑惑、冷嘲熱諷，甚至真實作惡的人（見</w:t>
       </w:r>
-      <w:hyperlink r:id="rId72">
-        <w:r>
-          <w:rPr>
-            <w:lang w:val="zh_TW" w:bidi="zh_TW"/>
-          </w:rPr>
-          <w:rPr>
-            <w:color w:val="0000EE"/>
-            <w:u w:val="single"/>
-          </w:rPr>
-          <w:t>4:1</w:t>
-        </w:r>
-      </w:hyperlink>
+      <w:r>
+        <w:rPr>
+          <w:lang w:val="zh_TW" w:bidi="zh_TW"/>
+        </w:rPr>
+        <w:t>4:1</w:t>
+      </w:r>
       <w:r>
         <w:rPr>
           <w:lang w:val="zh_TW" w:bidi="zh_TW"/>
@@ -2086,18 +1612,12 @@
         </w:rPr>
         <w:t>」（</w:t>
       </w:r>
-      <w:hyperlink r:id="rId73">
-        <w:r>
-          <w:rPr>
-            <w:lang w:val="zh_TW" w:bidi="zh_TW"/>
-          </w:rPr>
-          <w:rPr>
-            <w:color w:val="0000EE"/>
-            <w:u w:val="single"/>
-          </w:rPr>
-          <w:t>瑪3:16</w:t>
-        </w:r>
-      </w:hyperlink>
+      <w:r>
+        <w:rPr>
+          <w:lang w:val="zh_TW" w:bidi="zh_TW"/>
+        </w:rPr>
+        <w:t>瑪3:16</w:t>
+      </w:r>
       <w:r>
         <w:rPr>
           <w:lang w:val="zh_TW" w:bidi="zh_TW"/>
@@ -2118,90 +1638,60 @@
         </w:rPr>
         <w:t>像那些先知一樣，耶穌與祂的門徒也曾向充滿敵意的群眾傳講信息（例如，見</w:t>
       </w:r>
-      <w:hyperlink r:id="rId74">
-        <w:r>
-          <w:rPr>
-            <w:lang w:val="zh_TW" w:bidi="zh_TW"/>
-          </w:rPr>
-          <w:rPr>
-            <w:color w:val="0000EE"/>
-            <w:u w:val="single"/>
-          </w:rPr>
-          <w:t>路4:16–30</w:t>
-        </w:r>
-      </w:hyperlink>
+      <w:r>
+        <w:rPr>
+          <w:lang w:val="zh_TW" w:bidi="zh_TW"/>
+        </w:rPr>
+        <w:t>路4:16–30</w:t>
+      </w:r>
       <w:r>
         <w:rPr>
           <w:lang w:val="zh_TW" w:bidi="zh_TW"/>
         </w:rPr>
         <w:t>；</w:t>
       </w:r>
-      <w:hyperlink r:id="rId75">
-        <w:r>
-          <w:rPr>
-            <w:lang w:val="zh_TW" w:bidi="zh_TW"/>
-          </w:rPr>
-          <w:rPr>
-            <w:color w:val="0000EE"/>
-            <w:u w:val="single"/>
-          </w:rPr>
-          <w:t>約10:22–40</w:t>
-        </w:r>
-      </w:hyperlink>
+      <w:r>
+        <w:rPr>
+          <w:lang w:val="zh_TW" w:bidi="zh_TW"/>
+        </w:rPr>
+        <w:t>約10:22–40</w:t>
+      </w:r>
       <w:r>
         <w:rPr>
           <w:lang w:val="zh_TW" w:bidi="zh_TW"/>
         </w:rPr>
         <w:t>；</w:t>
       </w:r>
-      <w:hyperlink r:id="rId76">
-        <w:r>
-          <w:rPr>
-            <w:lang w:val="zh_TW" w:bidi="zh_TW"/>
-          </w:rPr>
-          <w:rPr>
-            <w:color w:val="0000EE"/>
-            <w:u w:val="single"/>
-          </w:rPr>
-          <w:t>徒5:26–40</w:t>
-        </w:r>
-      </w:hyperlink>
+      <w:r>
+        <w:rPr>
+          <w:lang w:val="zh_TW" w:bidi="zh_TW"/>
+        </w:rPr>
+        <w:t>徒5:26–40</w:t>
+      </w:r>
       <w:r>
         <w:rPr>
           <w:lang w:val="zh_TW" w:bidi="zh_TW"/>
         </w:rPr>
         <w:t>，</w:t>
       </w:r>
-      <w:hyperlink r:id="rId77">
-        <w:r>
-          <w:rPr>
-            <w:lang w:val="zh_TW" w:bidi="zh_TW"/>
-          </w:rPr>
-          <w:rPr>
-            <w:color w:val="0000EE"/>
-            <w:u w:val="single"/>
-          </w:rPr>
-          <w:t>22:30–23:10</w:t>
-        </w:r>
-      </w:hyperlink>
+      <w:r>
+        <w:rPr>
+          <w:lang w:val="zh_TW" w:bidi="zh_TW"/>
+        </w:rPr>
+        <w:t>22:30–23:10</w:t>
+      </w:r>
       <w:r>
         <w:rPr>
           <w:lang w:val="zh_TW" w:bidi="zh_TW"/>
         </w:rPr>
         <w:t>）。然而，即使遭遇反對，他們仍堅持履行神所託付的使命，傳講有關耶穌的好消息（見</w:t>
       </w:r>
-      <w:hyperlink r:id="rId78">
-        <w:r>
-          <w:rPr>
-            <w:lang w:val="zh_TW" w:bidi="zh_TW"/>
-          </w:rPr>
-          <w:rPr>
-            <w:color w:val="0000EE"/>
-            <w:u w:val="single"/>
-          </w:rPr>
-          <w:t>徒5:41–42</w:t>
-        </w:r>
-      </w:hyperlink>
+      <w:r>
+        <w:rPr>
+          <w:lang w:val="zh_TW" w:bidi="zh_TW"/>
+        </w:rPr>
+        <w:t>徒5:41–42</w:t>
+      </w:r>
       <w:r>
         <w:rPr>
           <w:lang w:val="zh_TW" w:bidi="zh_TW"/>
@@ -2231,144 +1721,96 @@
           <w:lang w:val="zh_TW" w:bidi="zh_TW"/>
         </w:rPr>
       </w:r>
-      <w:hyperlink r:id="rId79">
-        <w:r>
-          <w:rPr>
-            <w:lang w:val="zh_TW" w:bidi="zh_TW"/>
-          </w:rPr>
-          <w:rPr>
-            <w:color w:val="0000EE"/>
-            <w:u w:val="single"/>
-          </w:rPr>
-          <w:t>創19:6–11</w:t>
-        </w:r>
-      </w:hyperlink>
+      <w:r>
+        <w:rPr>
+          <w:lang w:val="zh_TW" w:bidi="zh_TW"/>
+        </w:rPr>
+        <w:t>創19:6–11</w:t>
+      </w:r>
       <w:r>
         <w:rPr>
           <w:lang w:val="zh_TW" w:bidi="zh_TW"/>
         </w:rPr>
         <w:t>；</w:t>
       </w:r>
-      <w:hyperlink r:id="rId80">
-        <w:r>
-          <w:rPr>
-            <w:lang w:val="zh_TW" w:bidi="zh_TW"/>
-          </w:rPr>
-          <w:rPr>
-            <w:color w:val="0000EE"/>
-            <w:u w:val="single"/>
-          </w:rPr>
-          <w:t>出17:1–13</w:t>
-        </w:r>
-      </w:hyperlink>
+      <w:r>
+        <w:rPr>
+          <w:lang w:val="zh_TW" w:bidi="zh_TW"/>
+        </w:rPr>
+        <w:t>出17:1–13</w:t>
+      </w:r>
       <w:r>
         <w:rPr>
           <w:lang w:val="zh_TW" w:bidi="zh_TW"/>
         </w:rPr>
         <w:t>；</w:t>
       </w:r>
-      <w:hyperlink r:id="rId81">
-        <w:r>
-          <w:rPr>
-            <w:lang w:val="zh_TW" w:bidi="zh_TW"/>
-          </w:rPr>
-          <w:rPr>
-            <w:color w:val="0000EE"/>
-            <w:u w:val="single"/>
-          </w:rPr>
-          <w:t>士9:1–21</w:t>
-        </w:r>
-      </w:hyperlink>
+      <w:r>
+        <w:rPr>
+          <w:lang w:val="zh_TW" w:bidi="zh_TW"/>
+        </w:rPr>
+        <w:t>士9:1–21</w:t>
+      </w:r>
       <w:r>
         <w:rPr>
           <w:lang w:val="zh_TW" w:bidi="zh_TW"/>
         </w:rPr>
         <w:t>；</w:t>
       </w:r>
-      <w:hyperlink r:id="rId82">
-        <w:r>
-          <w:rPr>
-            <w:lang w:val="zh_TW" w:bidi="zh_TW"/>
-          </w:rPr>
-          <w:rPr>
-            <w:color w:val="0000EE"/>
-            <w:u w:val="single"/>
-          </w:rPr>
-          <w:t>王上22:8–28</w:t>
-        </w:r>
-      </w:hyperlink>
+      <w:r>
+        <w:rPr>
+          <w:lang w:val="zh_TW" w:bidi="zh_TW"/>
+        </w:rPr>
+        <w:t>王上22:8–28</w:t>
+      </w:r>
       <w:r>
         <w:rPr>
           <w:lang w:val="zh_TW" w:bidi="zh_TW"/>
         </w:rPr>
         <w:t>；</w:t>
       </w:r>
-      <w:hyperlink r:id="rId83">
-        <w:r>
-          <w:rPr>
-            <w:lang w:val="zh_TW" w:bidi="zh_TW"/>
-          </w:rPr>
-          <w:rPr>
-            <w:color w:val="0000EE"/>
-            <w:u w:val="single"/>
-          </w:rPr>
-          <w:t>耶28:1–17</w:t>
-        </w:r>
-      </w:hyperlink>
+      <w:r>
+        <w:rPr>
+          <w:lang w:val="zh_TW" w:bidi="zh_TW"/>
+        </w:rPr>
+        <w:t>耶28:1–17</w:t>
+      </w:r>
       <w:r>
         <w:rPr>
           <w:lang w:val="zh_TW" w:bidi="zh_TW"/>
         </w:rPr>
         <w:t>；</w:t>
       </w:r>
-      <w:hyperlink r:id="rId84">
-        <w:r>
-          <w:rPr>
-            <w:lang w:val="zh_TW" w:bidi="zh_TW"/>
-          </w:rPr>
-          <w:rPr>
-            <w:color w:val="0000EE"/>
-            <w:u w:val="single"/>
-          </w:rPr>
-          <w:t>瑪3:14–18</w:t>
-        </w:r>
-      </w:hyperlink>
+      <w:r>
+        <w:rPr>
+          <w:lang w:val="zh_TW" w:bidi="zh_TW"/>
+        </w:rPr>
+        <w:t>瑪3:14–18</w:t>
+      </w:r>
       <w:r>
         <w:rPr>
           <w:lang w:val="zh_TW" w:bidi="zh_TW"/>
         </w:rPr>
         <w:t>；</w:t>
       </w:r>
-      <w:hyperlink r:id="rId85">
-        <w:r>
-          <w:rPr>
-            <w:lang w:val="zh_TW" w:bidi="zh_TW"/>
-          </w:rPr>
-          <w:rPr>
-            <w:color w:val="0000EE"/>
-            <w:u w:val="single"/>
-          </w:rPr>
-          <w:t>約10:24–39</w:t>
-        </w:r>
-      </w:hyperlink>
+      <w:r>
+        <w:rPr>
+          <w:lang w:val="zh_TW" w:bidi="zh_TW"/>
+        </w:rPr>
+        <w:t>約10:24–39</w:t>
+      </w:r>
       <w:r>
         <w:rPr>
           <w:lang w:val="zh_TW" w:bidi="zh_TW"/>
         </w:rPr>
         <w:t>；</w:t>
       </w:r>
-      <w:hyperlink r:id="rId77">
-        <w:r>
-          <w:rPr>
-            <w:lang w:val="zh_TW" w:bidi="zh_TW"/>
-          </w:rPr>
-          <w:rPr>
-            <w:color w:val="0000EE"/>
-            <w:u w:val="single"/>
-          </w:rPr>
-          <w:t>徒22:30–23:10</w:t>
-        </w:r>
-      </w:hyperlink>
+      <w:r>
+        <w:rPr>
+          <w:lang w:val="zh_TW" w:bidi="zh_TW"/>
+        </w:rPr>
+        <w:t>徒22:30–23:10</w:t>
+      </w:r>
       <w:r>
         <w:rPr>
           <w:lang w:val="zh_TW" w:bidi="zh_TW"/>
@@ -2468,54 +1910,36 @@
         </w:rPr>
         <w:t>（God's unity，</w:t>
       </w:r>
-      <w:hyperlink r:id="rId86">
-        <w:r>
-          <w:rPr>
-            <w:lang w:val="zh_TW" w:bidi="zh_TW"/>
-          </w:rPr>
-          <w:rPr>
-            <w:color w:val="0000EE"/>
-            <w:u w:val="single"/>
-          </w:rPr>
-          <w:t>申6:4</w:t>
-        </w:r>
-      </w:hyperlink>
+      <w:r>
+        <w:rPr>
+          <w:lang w:val="zh_TW" w:bidi="zh_TW"/>
+        </w:rPr>
+        <w:t>申6:4</w:t>
+      </w:r>
       <w:r>
         <w:rPr>
           <w:lang w:val="zh_TW" w:bidi="zh_TW"/>
         </w:rPr>
         <w:t>；</w:t>
       </w:r>
-      <w:hyperlink r:id="rId87">
-        <w:r>
-          <w:rPr>
-            <w:lang w:val="zh_TW" w:bidi="zh_TW"/>
-          </w:rPr>
-          <w:rPr>
-            <w:color w:val="0000EE"/>
-            <w:u w:val="single"/>
-          </w:rPr>
-          <w:t>加3:20</w:t>
-        </w:r>
-      </w:hyperlink>
+      <w:r>
+        <w:rPr>
+          <w:lang w:val="zh_TW" w:bidi="zh_TW"/>
+        </w:rPr>
+        <w:t>加3:20</w:t>
+      </w:r>
       <w:r>
         <w:rPr>
           <w:lang w:val="zh_TW" w:bidi="zh_TW"/>
         </w:rPr>
         <w:t>；</w:t>
       </w:r>
-      <w:hyperlink r:id="rId88">
-        <w:r>
-          <w:rPr>
-            <w:lang w:val="zh_TW" w:bidi="zh_TW"/>
-          </w:rPr>
-          <w:rPr>
-            <w:color w:val="0000EE"/>
-            <w:u w:val="single"/>
-          </w:rPr>
-          <w:t>雅2:19</w:t>
-        </w:r>
-      </w:hyperlink>
+      <w:r>
+        <w:rPr>
+          <w:lang w:val="zh_TW" w:bidi="zh_TW"/>
+        </w:rPr>
+        <w:t>雅2:19</w:t>
+      </w:r>
       <w:r>
         <w:rPr>
           <w:lang w:val="zh_TW" w:bidi="zh_TW"/>
@@ -2553,36 +1977,24 @@
         </w:rPr>
         <w:t>（</w:t>
       </w:r>
-      <w:hyperlink r:id="rId89">
-        <w:r>
-          <w:rPr>
-            <w:lang w:val="zh_TW" w:bidi="zh_TW"/>
-          </w:rPr>
-          <w:rPr>
-            <w:color w:val="0000EE"/>
-            <w:u w:val="single"/>
-          </w:rPr>
-          <w:t>申17:6</w:t>
-        </w:r>
-      </w:hyperlink>
+      <w:r>
+        <w:rPr>
+          <w:lang w:val="zh_TW" w:bidi="zh_TW"/>
+        </w:rPr>
+        <w:t>申17:6</w:t>
+      </w:r>
       <w:r>
         <w:rPr>
           <w:lang w:val="zh_TW" w:bidi="zh_TW"/>
         </w:rPr>
         <w:t>；</w:t>
       </w:r>
-      <w:hyperlink r:id="rId90">
-        <w:r>
-          <w:rPr>
-            <w:lang w:val="zh_TW" w:bidi="zh_TW"/>
-          </w:rPr>
-          <w:rPr>
-            <w:color w:val="0000EE"/>
-            <w:u w:val="single"/>
-          </w:rPr>
-          <w:t>啟11:3</w:t>
-        </w:r>
-      </w:hyperlink>
+      <w:r>
+        <w:rPr>
+          <w:lang w:val="zh_TW" w:bidi="zh_TW"/>
+        </w:rPr>
+        <w:t>啟11:3</w:t>
+      </w:r>
       <w:r>
         <w:rPr>
           <w:lang w:val="zh_TW" w:bidi="zh_TW"/>
@@ -2620,54 +2032,36 @@
         </w:rPr>
         <w:t>（</w:t>
       </w:r>
-      <w:hyperlink r:id="rId91">
-        <w:r>
-          <w:rPr>
-            <w:lang w:val="zh_TW" w:bidi="zh_TW"/>
-          </w:rPr>
-          <w:rPr>
-            <w:color w:val="0000EE"/>
-            <w:u w:val="single"/>
-          </w:rPr>
-          <w:t>創18:1–2</w:t>
-        </w:r>
-      </w:hyperlink>
+      <w:r>
+        <w:rPr>
+          <w:lang w:val="zh_TW" w:bidi="zh_TW"/>
+        </w:rPr>
+        <w:t>創18:1–2</w:t>
+      </w:r>
       <w:r>
         <w:rPr>
           <w:lang w:val="zh_TW" w:bidi="zh_TW"/>
         </w:rPr>
         <w:t>；</w:t>
       </w:r>
-      <w:hyperlink r:id="rId92">
-        <w:r>
-          <w:rPr>
-            <w:lang w:val="zh_TW" w:bidi="zh_TW"/>
-          </w:rPr>
-          <w:rPr>
-            <w:color w:val="0000EE"/>
-            <w:u w:val="single"/>
-          </w:rPr>
-          <w:t>林後13:14</w:t>
-        </w:r>
-      </w:hyperlink>
+      <w:r>
+        <w:rPr>
+          <w:lang w:val="zh_TW" w:bidi="zh_TW"/>
+        </w:rPr>
+        <w:t>林後13:14</w:t>
+      </w:r>
       <w:r>
         <w:rPr>
           <w:lang w:val="zh_TW" w:bidi="zh_TW"/>
         </w:rPr>
         <w:t>；</w:t>
       </w:r>
-      <w:hyperlink r:id="rId93">
-        <w:r>
-          <w:rPr>
-            <w:lang w:val="zh_TW" w:bidi="zh_TW"/>
-          </w:rPr>
-          <w:rPr>
-            <w:color w:val="0000EE"/>
-            <w:u w:val="single"/>
-          </w:rPr>
-          <w:t>啟1:4–5</w:t>
-        </w:r>
-      </w:hyperlink>
+      <w:r>
+        <w:rPr>
+          <w:lang w:val="zh_TW" w:bidi="zh_TW"/>
+        </w:rPr>
+        <w:t>啟1:4–5</w:t>
+      </w:r>
       <w:r>
         <w:rPr>
           <w:lang w:val="zh_TW" w:bidi="zh_TW"/>
@@ -2705,72 +2099,48 @@
         </w:rPr>
         <w:t>（</w:t>
       </w:r>
-      <w:hyperlink r:id="rId94">
-        <w:r>
-          <w:rPr>
-            <w:lang w:val="zh_TW" w:bidi="zh_TW"/>
-          </w:rPr>
-          <w:rPr>
-            <w:color w:val="0000EE"/>
-            <w:u w:val="single"/>
-          </w:rPr>
-          <w:t>啟4:6–8</w:t>
-        </w:r>
-      </w:hyperlink>
+      <w:r>
+        <w:rPr>
+          <w:lang w:val="zh_TW" w:bidi="zh_TW"/>
+        </w:rPr>
+        <w:t>啟4:6–8</w:t>
+      </w:r>
       <w:r>
         <w:rPr>
           <w:lang w:val="zh_TW" w:bidi="zh_TW"/>
         </w:rPr>
         <w:t>，</w:t>
       </w:r>
-      <w:hyperlink r:id="rId95">
-        <w:r>
-          <w:rPr>
-            <w:lang w:val="zh_TW" w:bidi="zh_TW"/>
-          </w:rPr>
-          <w:rPr>
-            <w:color w:val="0000EE"/>
-            <w:u w:val="single"/>
-          </w:rPr>
-          <w:t>6:1–8</w:t>
-        </w:r>
-      </w:hyperlink>
+      <w:r>
+        <w:rPr>
+          <w:lang w:val="zh_TW" w:bidi="zh_TW"/>
+        </w:rPr>
+        <w:t>6:1–8</w:t>
+      </w:r>
       <w:r>
         <w:rPr>
           <w:lang w:val="zh_TW" w:bidi="zh_TW"/>
         </w:rPr>
         <w:t>，</w:t>
       </w:r>
-      <w:hyperlink r:id="rId96">
-        <w:r>
-          <w:rPr>
-            <w:lang w:val="zh_TW" w:bidi="zh_TW"/>
-          </w:rPr>
-          <w:rPr>
-            <w:color w:val="0000EE"/>
-            <w:u w:val="single"/>
-          </w:rPr>
-          <w:t>7:1</w:t>
-        </w:r>
-      </w:hyperlink>
+      <w:r>
+        <w:rPr>
+          <w:lang w:val="zh_TW" w:bidi="zh_TW"/>
+        </w:rPr>
+        <w:t>7:1</w:t>
+      </w:r>
       <w:r>
         <w:rPr>
           <w:lang w:val="zh_TW" w:bidi="zh_TW"/>
         </w:rPr>
         <w:t>）。</w:t>
       </w:r>
-      <w:hyperlink r:id="rId97">
-        <w:r>
-          <w:rPr>
-            <w:lang w:val="zh_TW" w:bidi="zh_TW"/>
-          </w:rPr>
-          <w:rPr>
-            <w:color w:val="0000EE"/>
-            <w:u w:val="single"/>
-          </w:rPr>
-          <w:t>創世記二章10至14節</w:t>
-        </w:r>
-      </w:hyperlink>
+      <w:r>
+        <w:rPr>
+          <w:lang w:val="zh_TW" w:bidi="zh_TW"/>
+        </w:rPr>
+        <w:t>創世記二章10至14節</w:t>
+      </w:r>
       <w:r>
         <w:rPr>
           <w:lang w:val="zh_TW" w:bidi="zh_TW"/>
@@ -2910,198 +2280,132 @@
         </w:rPr>
         <w:t>的結果，象徵神的子民（</w:t>
       </w:r>
-      <w:hyperlink r:id="rId98">
-        <w:r>
-          <w:rPr>
-            <w:lang w:val="zh_TW" w:bidi="zh_TW"/>
-          </w:rPr>
-          <w:rPr>
-            <w:color w:val="0000EE"/>
-            <w:u w:val="single"/>
-          </w:rPr>
-          <w:t>創35:22–26</w:t>
-        </w:r>
-      </w:hyperlink>
+      <w:r>
+        <w:rPr>
+          <w:lang w:val="zh_TW" w:bidi="zh_TW"/>
+        </w:rPr>
+        <w:t>創35:22–26</w:t>
+      </w:r>
       <w:r>
         <w:rPr>
           <w:lang w:val="zh_TW" w:bidi="zh_TW"/>
         </w:rPr>
         <w:t>；</w:t>
       </w:r>
-      <w:hyperlink r:id="rId99">
-        <w:r>
-          <w:rPr>
-            <w:lang w:val="zh_TW" w:bidi="zh_TW"/>
-          </w:rPr>
-          <w:rPr>
-            <w:color w:val="0000EE"/>
-            <w:u w:val="single"/>
-          </w:rPr>
-          <w:t>出24:4</w:t>
-        </w:r>
-      </w:hyperlink>
+      <w:r>
+        <w:rPr>
+          <w:lang w:val="zh_TW" w:bidi="zh_TW"/>
+        </w:rPr>
+        <w:t>出24:4</w:t>
+      </w:r>
       <w:r>
         <w:rPr>
           <w:lang w:val="zh_TW" w:bidi="zh_TW"/>
         </w:rPr>
         <w:t>，</w:t>
       </w:r>
-      <w:hyperlink r:id="rId100">
-        <w:r>
-          <w:rPr>
-            <w:lang w:val="zh_TW" w:bidi="zh_TW"/>
-          </w:rPr>
-          <w:rPr>
-            <w:color w:val="0000EE"/>
-            <w:u w:val="single"/>
-          </w:rPr>
-          <w:t>28:21</w:t>
-        </w:r>
-      </w:hyperlink>
+      <w:r>
+        <w:rPr>
+          <w:lang w:val="zh_TW" w:bidi="zh_TW"/>
+        </w:rPr>
+        <w:t>28:21</w:t>
+      </w:r>
       <w:r>
         <w:rPr>
           <w:lang w:val="zh_TW" w:bidi="zh_TW"/>
         </w:rPr>
         <w:t>；</w:t>
       </w:r>
-      <w:hyperlink r:id="rId101">
-        <w:r>
-          <w:rPr>
-            <w:lang w:val="zh_TW" w:bidi="zh_TW"/>
-          </w:rPr>
-          <w:rPr>
-            <w:color w:val="0000EE"/>
-            <w:u w:val="single"/>
-          </w:rPr>
-          <w:t>民17:2</w:t>
-        </w:r>
-      </w:hyperlink>
+      <w:r>
+        <w:rPr>
+          <w:lang w:val="zh_TW" w:bidi="zh_TW"/>
+        </w:rPr>
+        <w:t>民17:2</w:t>
+      </w:r>
       <w:r>
         <w:rPr>
           <w:lang w:val="zh_TW" w:bidi="zh_TW"/>
         </w:rPr>
         <w:t>；</w:t>
       </w:r>
-      <w:hyperlink r:id="rId102">
-        <w:r>
-          <w:rPr>
-            <w:lang w:val="zh_TW" w:bidi="zh_TW"/>
-          </w:rPr>
-          <w:rPr>
-            <w:color w:val="0000EE"/>
-            <w:u w:val="single"/>
-          </w:rPr>
-          <w:t>書4:3–8</w:t>
-        </w:r>
-      </w:hyperlink>
+      <w:r>
+        <w:rPr>
+          <w:lang w:val="zh_TW" w:bidi="zh_TW"/>
+        </w:rPr>
+        <w:t>書4:3–8</w:t>
+      </w:r>
       <w:r>
         <w:rPr>
           <w:lang w:val="zh_TW" w:bidi="zh_TW"/>
         </w:rPr>
         <w:t>；</w:t>
       </w:r>
-      <w:hyperlink r:id="rId103">
-        <w:r>
-          <w:rPr>
-            <w:lang w:val="zh_TW" w:bidi="zh_TW"/>
-          </w:rPr>
-          <w:rPr>
-            <w:color w:val="0000EE"/>
-            <w:u w:val="single"/>
-          </w:rPr>
-          <w:t>王上18:31</w:t>
-        </w:r>
-      </w:hyperlink>
+      <w:r>
+        <w:rPr>
+          <w:lang w:val="zh_TW" w:bidi="zh_TW"/>
+        </w:rPr>
+        <w:t>王上18:31</w:t>
+      </w:r>
       <w:r>
         <w:rPr>
           <w:lang w:val="zh_TW" w:bidi="zh_TW"/>
         </w:rPr>
         <w:t>；</w:t>
       </w:r>
-      <w:hyperlink r:id="rId104">
-        <w:r>
-          <w:rPr>
-            <w:lang w:val="zh_TW" w:bidi="zh_TW"/>
-          </w:rPr>
-          <w:rPr>
-            <w:color w:val="0000EE"/>
-            <w:u w:val="single"/>
-          </w:rPr>
-          <w:t>太10:1–4</w:t>
-        </w:r>
-      </w:hyperlink>
+      <w:r>
+        <w:rPr>
+          <w:lang w:val="zh_TW" w:bidi="zh_TW"/>
+        </w:rPr>
+        <w:t>太10:1–4</w:t>
+      </w:r>
       <w:r>
         <w:rPr>
           <w:lang w:val="zh_TW" w:bidi="zh_TW"/>
         </w:rPr>
         <w:t>，</w:t>
       </w:r>
-      <w:hyperlink r:id="rId105">
-        <w:r>
-          <w:rPr>
-            <w:lang w:val="zh_TW" w:bidi="zh_TW"/>
-          </w:rPr>
-          <w:rPr>
-            <w:color w:val="0000EE"/>
-            <w:u w:val="single"/>
-          </w:rPr>
-          <w:t>19:28</w:t>
-        </w:r>
-      </w:hyperlink>
+      <w:r>
+        <w:rPr>
+          <w:lang w:val="zh_TW" w:bidi="zh_TW"/>
+        </w:rPr>
+        <w:t>19:28</w:t>
+      </w:r>
       <w:r>
         <w:rPr>
           <w:lang w:val="zh_TW" w:bidi="zh_TW"/>
         </w:rPr>
         <w:t>；</w:t>
       </w:r>
-      <w:hyperlink r:id="rId106">
-        <w:r>
-          <w:rPr>
-            <w:lang w:val="zh_TW" w:bidi="zh_TW"/>
-          </w:rPr>
-          <w:rPr>
-            <w:color w:val="0000EE"/>
-            <w:u w:val="single"/>
-          </w:rPr>
-          <w:t>雅1:1</w:t>
-        </w:r>
-      </w:hyperlink>
+      <w:r>
+        <w:rPr>
+          <w:lang w:val="zh_TW" w:bidi="zh_TW"/>
+        </w:rPr>
+        <w:t>雅1:1</w:t>
+      </w:r>
       <w:r>
         <w:rPr>
           <w:lang w:val="zh_TW" w:bidi="zh_TW"/>
         </w:rPr>
         <w:t>；</w:t>
       </w:r>
-      <w:hyperlink r:id="rId107">
-        <w:r>
-          <w:rPr>
-            <w:lang w:val="zh_TW" w:bidi="zh_TW"/>
-          </w:rPr>
-          <w:rPr>
-            <w:color w:val="0000EE"/>
-            <w:u w:val="single"/>
-          </w:rPr>
-          <w:t>啟12:1</w:t>
-        </w:r>
-      </w:hyperlink>
+      <w:r>
+        <w:rPr>
+          <w:lang w:val="zh_TW" w:bidi="zh_TW"/>
+        </w:rPr>
+        <w:t>啟12:1</w:t>
+      </w:r>
       <w:r>
         <w:rPr>
           <w:lang w:val="zh_TW" w:bidi="zh_TW"/>
         </w:rPr>
         <w:t>，</w:t>
       </w:r>
-      <w:hyperlink r:id="rId108">
-        <w:r>
-          <w:rPr>
-            <w:lang w:val="zh_TW" w:bidi="zh_TW"/>
-          </w:rPr>
-          <w:rPr>
-            <w:color w:val="0000EE"/>
-            <w:u w:val="single"/>
-          </w:rPr>
-          <w:t>21:12–22:2</w:t>
-        </w:r>
-      </w:hyperlink>
+      <w:r>
+        <w:rPr>
+          <w:lang w:val="zh_TW" w:bidi="zh_TW"/>
+        </w:rPr>
+        <w:t>21:12–22:2</w:t>
+      </w:r>
       <w:r>
         <w:rPr>
           <w:lang w:val="zh_TW" w:bidi="zh_TW"/>
@@ -3261,18 +2565,12 @@
         </w:rPr>
         <w:t>或「666」象徵極端的邪惡（</w:t>
       </w:r>
-      <w:hyperlink r:id="rId109">
-        <w:r>
-          <w:rPr>
-            <w:lang w:val="zh_TW" w:bidi="zh_TW"/>
-          </w:rPr>
-          <w:rPr>
-            <w:color w:val="0000EE"/>
-            <w:u w:val="single"/>
-          </w:rPr>
-          <w:t>啟13:18</w:t>
-        </w:r>
-      </w:hyperlink>
+      <w:r>
+        <w:rPr>
+          <w:lang w:val="zh_TW" w:bidi="zh_TW"/>
+        </w:rPr>
+        <w:t>啟13:18</w:t>
+      </w:r>
       <w:r>
         <w:rPr>
           <w:lang w:val="zh_TW" w:bidi="zh_TW"/>
@@ -3304,18 +2602,12 @@
         </w:rPr>
         <w:t>是基本的大數字。12,000代表一大群神的子民（</w:t>
       </w:r>
-      <w:hyperlink r:id="rId110">
-        <w:r>
-          <w:rPr>
-            <w:lang w:val="zh_TW" w:bidi="zh_TW"/>
-          </w:rPr>
-          <w:rPr>
-            <w:color w:val="0000EE"/>
-            <w:u w:val="single"/>
-          </w:rPr>
-          <w:t>啟7:5–8</w:t>
-        </w:r>
-      </w:hyperlink>
+      <w:r>
+        <w:rPr>
+          <w:lang w:val="zh_TW" w:bidi="zh_TW"/>
+        </w:rPr>
+        <w:t>啟7:5–8</w:t>
+      </w:r>
       <w:r>
         <w:rPr>
           <w:lang w:val="zh_TW" w:bidi="zh_TW"/>
@@ -3334,36 +2626,24 @@
         </w:rPr>
         <w:t>（</w:t>
       </w:r>
-      <w:hyperlink r:id="rId111">
-        <w:r>
-          <w:rPr>
-            <w:lang w:val="zh_TW" w:bidi="zh_TW"/>
-          </w:rPr>
-          <w:rPr>
-            <w:color w:val="0000EE"/>
-            <w:u w:val="single"/>
-          </w:rPr>
-          <w:t>啟7:4</w:t>
-        </w:r>
-      </w:hyperlink>
+      <w:r>
+        <w:rPr>
+          <w:lang w:val="zh_TW" w:bidi="zh_TW"/>
+        </w:rPr>
+        <w:t>啟7:4</w:t>
+      </w:r>
       <w:r>
         <w:rPr>
           <w:lang w:val="zh_TW" w:bidi="zh_TW"/>
         </w:rPr>
         <w:t>，</w:t>
       </w:r>
-      <w:hyperlink r:id="rId112">
-        <w:r>
-          <w:rPr>
-            <w:lang w:val="zh_TW" w:bidi="zh_TW"/>
-          </w:rPr>
-          <w:rPr>
-            <w:color w:val="0000EE"/>
-            <w:u w:val="single"/>
-          </w:rPr>
-          <w:t>14:1</w:t>
-        </w:r>
-      </w:hyperlink>
+      <w:r>
+        <w:rPr>
+          <w:lang w:val="zh_TW" w:bidi="zh_TW"/>
+        </w:rPr>
+        <w:t>14:1</w:t>
+      </w:r>
       <w:r>
         <w:rPr>
           <w:lang w:val="zh_TW" w:bidi="zh_TW"/>
@@ -3409,18 +2689,12 @@
         </w:rPr>
         <w:t>聖經中的某些數字具有象徵意涵，但用這些數字來預測基督再臨或世界末日的時間，是極不可靠的，因為只有神知道這些事（</w:t>
       </w:r>
-      <w:hyperlink r:id="rId113">
-        <w:r>
-          <w:rPr>
-            <w:lang w:val="zh_TW" w:bidi="zh_TW"/>
-          </w:rPr>
-          <w:rPr>
-            <w:color w:val="0000EE"/>
-            <w:u w:val="single"/>
-          </w:rPr>
-          <w:t>可13:32</w:t>
-        </w:r>
-      </w:hyperlink>
+      <w:r>
+        <w:rPr>
+          <w:lang w:val="zh_TW" w:bidi="zh_TW"/>
+        </w:rPr>
+        <w:t>可13:32</w:t>
+      </w:r>
       <w:r>
         <w:rPr>
           <w:lang w:val="zh_TW" w:bidi="zh_TW"/>
@@ -3464,852 +2738,564 @@
           <w:lang w:val="zh_TW" w:bidi="zh_TW"/>
         </w:rPr>
       </w:r>
-      <w:hyperlink r:id="rId114">
-        <w:r>
-          <w:rPr>
-            <w:lang w:val="zh_TW" w:bidi="zh_TW"/>
-          </w:rPr>
-          <w:rPr>
-            <w:color w:val="0000EE"/>
-            <w:u w:val="single"/>
-          </w:rPr>
-          <w:t>創2:2–3</w:t>
-        </w:r>
-      </w:hyperlink>
+      <w:r>
+        <w:rPr>
+          <w:lang w:val="zh_TW" w:bidi="zh_TW"/>
+        </w:rPr>
+        <w:t>創2:2–3</w:t>
+      </w:r>
       <w:r>
         <w:rPr>
           <w:lang w:val="zh_TW" w:bidi="zh_TW"/>
         </w:rPr>
         <w:t>，</w:t>
       </w:r>
-      <w:hyperlink r:id="rId115">
-        <w:r>
-          <w:rPr>
-            <w:lang w:val="zh_TW" w:bidi="zh_TW"/>
-          </w:rPr>
-          <w:rPr>
-            <w:color w:val="0000EE"/>
-            <w:u w:val="single"/>
-          </w:rPr>
-          <w:t>4:15</w:t>
-        </w:r>
-      </w:hyperlink>
+      <w:r>
+        <w:rPr>
+          <w:lang w:val="zh_TW" w:bidi="zh_TW"/>
+        </w:rPr>
+        <w:t>4:15</w:t>
+      </w:r>
       <w:r>
         <w:rPr>
           <w:lang w:val="zh_TW" w:bidi="zh_TW"/>
         </w:rPr>
         <w:t>，</w:t>
       </w:r>
-      <w:hyperlink r:id="rId116">
-        <w:r>
-          <w:rPr>
-            <w:lang w:val="zh_TW" w:bidi="zh_TW"/>
-          </w:rPr>
-          <w:rPr>
-            <w:color w:val="0000EE"/>
-            <w:u w:val="single"/>
-          </w:rPr>
-          <w:t>15:13</w:t>
-        </w:r>
-      </w:hyperlink>
+      <w:r>
+        <w:rPr>
+          <w:lang w:val="zh_TW" w:bidi="zh_TW"/>
+        </w:rPr>
+        <w:t>15:13</w:t>
+      </w:r>
       <w:r>
         <w:rPr>
           <w:lang w:val="zh_TW" w:bidi="zh_TW"/>
         </w:rPr>
         <w:t>，</w:t>
       </w:r>
-      <w:hyperlink r:id="rId117">
-        <w:r>
-          <w:rPr>
-            <w:lang w:val="zh_TW" w:bidi="zh_TW"/>
-          </w:rPr>
-          <w:rPr>
-            <w:color w:val="0000EE"/>
-            <w:u w:val="single"/>
-          </w:rPr>
-          <w:t>41:53–54</w:t>
-        </w:r>
-      </w:hyperlink>
+      <w:r>
+        <w:rPr>
+          <w:lang w:val="zh_TW" w:bidi="zh_TW"/>
+        </w:rPr>
+        <w:t>41:53–54</w:t>
+      </w:r>
       <w:r>
         <w:rPr>
           <w:lang w:val="zh_TW" w:bidi="zh_TW"/>
         </w:rPr>
         <w:t>；</w:t>
       </w:r>
-      <w:hyperlink r:id="rId118">
-        <w:r>
-          <w:rPr>
-            <w:lang w:val="zh_TW" w:bidi="zh_TW"/>
-          </w:rPr>
-          <w:rPr>
-            <w:color w:val="0000EE"/>
-            <w:u w:val="single"/>
-          </w:rPr>
-          <w:t>出20:6</w:t>
-        </w:r>
-      </w:hyperlink>
+      <w:r>
+        <w:rPr>
+          <w:lang w:val="zh_TW" w:bidi="zh_TW"/>
+        </w:rPr>
+        <w:t>出20:6</w:t>
+      </w:r>
       <w:r>
         <w:rPr>
           <w:lang w:val="zh_TW" w:bidi="zh_TW"/>
         </w:rPr>
         <w:t>，</w:t>
       </w:r>
-      <w:hyperlink r:id="rId119">
-        <w:r>
-          <w:rPr>
-            <w:lang w:val="zh_TW" w:bidi="zh_TW"/>
-          </w:rPr>
-          <w:rPr>
-            <w:color w:val="0000EE"/>
-            <w:u w:val="single"/>
-          </w:rPr>
-          <w:t>25:31–37</w:t>
-        </w:r>
-      </w:hyperlink>
+      <w:r>
+        <w:rPr>
+          <w:lang w:val="zh_TW" w:bidi="zh_TW"/>
+        </w:rPr>
+        <w:t>25:31–37</w:t>
+      </w:r>
       <w:r>
         <w:rPr>
           <w:lang w:val="zh_TW" w:bidi="zh_TW"/>
         </w:rPr>
         <w:t>，</w:t>
       </w:r>
-      <w:hyperlink r:id="rId120">
-        <w:r>
-          <w:rPr>
-            <w:lang w:val="zh_TW" w:bidi="zh_TW"/>
-          </w:rPr>
-          <w:rPr>
-            <w:color w:val="0000EE"/>
-            <w:u w:val="single"/>
-          </w:rPr>
-          <w:t>32:15；</w:t>
-        </w:r>
-      </w:hyperlink>
-      <w:hyperlink r:id="rId121">
-        <w:r>
-          <w:rPr>
-            <w:lang w:val="zh_TW" w:bidi="zh_TW"/>
-          </w:rPr>
-          <w:rPr>
-            <w:color w:val="0000EE"/>
-            <w:u w:val="single"/>
-          </w:rPr>
-          <w:t>利16:14</w:t>
-        </w:r>
-      </w:hyperlink>
+      <w:r>
+        <w:rPr>
+          <w:lang w:val="zh_TW" w:bidi="zh_TW"/>
+        </w:rPr>
+        <w:t>32:15；</w:t>
+      </w:r>
+      <w:r>
+        <w:rPr>
+          <w:lang w:val="zh_TW" w:bidi="zh_TW"/>
+        </w:rPr>
+        <w:t>利16:14</w:t>
+      </w:r>
       <w:r>
         <w:rPr>
           <w:lang w:val="zh_TW" w:bidi="zh_TW"/>
         </w:rPr>
         <w:t>，</w:t>
       </w:r>
-      <w:hyperlink r:id="rId122">
-        <w:r>
-          <w:rPr>
-            <w:lang w:val="zh_TW" w:bidi="zh_TW"/>
-          </w:rPr>
-          <w:rPr>
-            <w:color w:val="0000EE"/>
-            <w:u w:val="single"/>
-          </w:rPr>
-          <w:t>23:16</w:t>
-        </w:r>
-      </w:hyperlink>
+      <w:r>
+        <w:rPr>
+          <w:lang w:val="zh_TW" w:bidi="zh_TW"/>
+        </w:rPr>
+        <w:t>23:16</w:t>
+      </w:r>
       <w:r>
         <w:rPr>
           <w:lang w:val="zh_TW" w:bidi="zh_TW"/>
         </w:rPr>
         <w:t>；</w:t>
       </w:r>
-      <w:hyperlink r:id="rId123">
-        <w:r>
-          <w:rPr>
-            <w:lang w:val="zh_TW" w:bidi="zh_TW"/>
-          </w:rPr>
-          <w:rPr>
-            <w:color w:val="0000EE"/>
-            <w:u w:val="single"/>
-          </w:rPr>
-          <w:t>撒下24:13</w:t>
-        </w:r>
-      </w:hyperlink>
+      <w:r>
+        <w:rPr>
+          <w:lang w:val="zh_TW" w:bidi="zh_TW"/>
+        </w:rPr>
+        <w:t>撒下24:13</w:t>
+      </w:r>
       <w:r>
         <w:rPr>
           <w:lang w:val="zh_TW" w:bidi="zh_TW"/>
         </w:rPr>
         <w:t>；</w:t>
       </w:r>
-      <w:hyperlink r:id="rId124">
-        <w:r>
-          <w:rPr>
-            <w:lang w:val="zh_TW" w:bidi="zh_TW"/>
-          </w:rPr>
-          <w:rPr>
-            <w:color w:val="0000EE"/>
-            <w:u w:val="single"/>
-          </w:rPr>
-          <w:t>王上4:26</w:t>
-        </w:r>
-      </w:hyperlink>
+      <w:r>
+        <w:rPr>
+          <w:lang w:val="zh_TW" w:bidi="zh_TW"/>
+        </w:rPr>
+        <w:t>王上4:26</w:t>
+      </w:r>
       <w:r>
         <w:rPr>
           <w:lang w:val="zh_TW" w:bidi="zh_TW"/>
         </w:rPr>
         <w:t>，</w:t>
       </w:r>
-      <w:hyperlink r:id="rId125">
-        <w:r>
-          <w:rPr>
-            <w:lang w:val="zh_TW" w:bidi="zh_TW"/>
-          </w:rPr>
-          <w:rPr>
-            <w:color w:val="0000EE"/>
-            <w:u w:val="single"/>
-          </w:rPr>
-          <w:t>17:21</w:t>
-        </w:r>
-      </w:hyperlink>
+      <w:r>
+        <w:rPr>
+          <w:lang w:val="zh_TW" w:bidi="zh_TW"/>
+        </w:rPr>
+        <w:t>17:21</w:t>
+      </w:r>
       <w:r>
         <w:rPr>
           <w:lang w:val="zh_TW" w:bidi="zh_TW"/>
         </w:rPr>
         <w:t>，</w:t>
       </w:r>
-      <w:hyperlink r:id="rId103">
-        <w:r>
-          <w:rPr>
-            <w:lang w:val="zh_TW" w:bidi="zh_TW"/>
-          </w:rPr>
-          <w:rPr>
-            <w:color w:val="0000EE"/>
-            <w:u w:val="single"/>
-          </w:rPr>
-          <w:t>18:31</w:t>
-        </w:r>
-      </w:hyperlink>
+      <w:r>
+        <w:rPr>
+          <w:lang w:val="zh_TW" w:bidi="zh_TW"/>
+        </w:rPr>
+        <w:t>18:31</w:t>
+      </w:r>
       <w:r>
         <w:rPr>
           <w:lang w:val="zh_TW" w:bidi="zh_TW"/>
         </w:rPr>
         <w:t>、</w:t>
       </w:r>
-      <w:hyperlink r:id="rId126">
-        <w:r>
-          <w:rPr>
-            <w:lang w:val="zh_TW" w:bidi="zh_TW"/>
-          </w:rPr>
-          <w:rPr>
-            <w:color w:val="0000EE"/>
-            <w:u w:val="single"/>
-          </w:rPr>
-          <w:t>43–44</w:t>
-        </w:r>
-      </w:hyperlink>
+      <w:r>
+        <w:rPr>
+          <w:lang w:val="zh_TW" w:bidi="zh_TW"/>
+        </w:rPr>
+        <w:t>43–44</w:t>
+      </w:r>
       <w:r>
         <w:rPr>
           <w:lang w:val="zh_TW" w:bidi="zh_TW"/>
         </w:rPr>
         <w:t>；</w:t>
       </w:r>
-      <w:hyperlink r:id="rId127">
-        <w:r>
-          <w:rPr>
-            <w:lang w:val="zh_TW" w:bidi="zh_TW"/>
-          </w:rPr>
-          <w:rPr>
-            <w:color w:val="0000EE"/>
-            <w:u w:val="single"/>
-          </w:rPr>
-          <w:t>伯1:2</w:t>
-        </w:r>
-      </w:hyperlink>
+      <w:r>
+        <w:rPr>
+          <w:lang w:val="zh_TW" w:bidi="zh_TW"/>
+        </w:rPr>
+        <w:t>伯1:2</w:t>
+      </w:r>
       <w:r>
         <w:rPr>
           <w:lang w:val="zh_TW" w:bidi="zh_TW"/>
         </w:rPr>
         <w:t>；</w:t>
       </w:r>
-      <w:hyperlink r:id="rId128">
-        <w:r>
-          <w:rPr>
-            <w:lang w:val="zh_TW" w:bidi="zh_TW"/>
-          </w:rPr>
-          <w:rPr>
-            <w:color w:val="0000EE"/>
-            <w:u w:val="single"/>
-          </w:rPr>
-          <w:t>詩90:4</w:t>
-        </w:r>
-      </w:hyperlink>
+      <w:r>
+        <w:rPr>
+          <w:lang w:val="zh_TW" w:bidi="zh_TW"/>
+        </w:rPr>
+        <w:t>詩90:4</w:t>
+      </w:r>
       <w:r>
         <w:rPr>
           <w:lang w:val="zh_TW" w:bidi="zh_TW"/>
         </w:rPr>
         <w:t>；</w:t>
       </w:r>
-      <w:hyperlink r:id="rId129">
-        <w:r>
-          <w:rPr>
-            <w:lang w:val="zh_TW" w:bidi="zh_TW"/>
-          </w:rPr>
-          <w:rPr>
-            <w:color w:val="0000EE"/>
-            <w:u w:val="single"/>
-          </w:rPr>
-          <w:t>耶15:3</w:t>
-        </w:r>
-      </w:hyperlink>
+      <w:r>
+        <w:rPr>
+          <w:lang w:val="zh_TW" w:bidi="zh_TW"/>
+        </w:rPr>
+        <w:t>耶15:3</w:t>
+      </w:r>
       <w:r>
         <w:rPr>
           <w:lang w:val="zh_TW" w:bidi="zh_TW"/>
         </w:rPr>
         <w:t>，</w:t>
       </w:r>
-      <w:hyperlink r:id="rId130">
-        <w:r>
-          <w:rPr>
-            <w:lang w:val="zh_TW" w:bidi="zh_TW"/>
-          </w:rPr>
-          <w:rPr>
-            <w:color w:val="0000EE"/>
-            <w:u w:val="single"/>
-          </w:rPr>
-          <w:t>49:36</w:t>
-        </w:r>
-      </w:hyperlink>
+      <w:r>
+        <w:rPr>
+          <w:lang w:val="zh_TW" w:bidi="zh_TW"/>
+        </w:rPr>
+        <w:t>49:36</w:t>
+      </w:r>
       <w:r>
         <w:rPr>
           <w:lang w:val="zh_TW" w:bidi="zh_TW"/>
         </w:rPr>
         <w:t>；</w:t>
       </w:r>
-      <w:hyperlink r:id="rId131">
-        <w:r>
-          <w:rPr>
-            <w:lang w:val="zh_TW" w:bidi="zh_TW"/>
-          </w:rPr>
-          <w:rPr>
-            <w:color w:val="0000EE"/>
-            <w:u w:val="single"/>
-          </w:rPr>
-          <w:t>結14:21</w:t>
-        </w:r>
-      </w:hyperlink>
+      <w:r>
+        <w:rPr>
+          <w:lang w:val="zh_TW" w:bidi="zh_TW"/>
+        </w:rPr>
+        <w:t>結14:21</w:t>
+      </w:r>
       <w:r>
         <w:rPr>
           <w:lang w:val="zh_TW" w:bidi="zh_TW"/>
         </w:rPr>
         <w:t>；</w:t>
       </w:r>
-      <w:hyperlink r:id="rId132">
-        <w:r>
-          <w:rPr>
-            <w:lang w:val="zh_TW" w:bidi="zh_TW"/>
-          </w:rPr>
-          <w:rPr>
-            <w:color w:val="0000EE"/>
-            <w:u w:val="single"/>
-          </w:rPr>
-          <w:t>但4:16</w:t>
-        </w:r>
-      </w:hyperlink>
+      <w:r>
+        <w:rPr>
+          <w:lang w:val="zh_TW" w:bidi="zh_TW"/>
+        </w:rPr>
+        <w:t>但4:16</w:t>
+      </w:r>
       <w:r>
         <w:rPr>
           <w:lang w:val="zh_TW" w:bidi="zh_TW"/>
         </w:rPr>
         <w:t>、</w:t>
       </w:r>
-      <w:hyperlink r:id="rId133">
-        <w:r>
-          <w:rPr>
-            <w:lang w:val="zh_TW" w:bidi="zh_TW"/>
-          </w:rPr>
-          <w:rPr>
-            <w:color w:val="0000EE"/>
-            <w:u w:val="single"/>
-          </w:rPr>
-          <w:t>23–25</w:t>
-        </w:r>
-      </w:hyperlink>
+      <w:r>
+        <w:rPr>
+          <w:lang w:val="zh_TW" w:bidi="zh_TW"/>
+        </w:rPr>
+        <w:t>23–25</w:t>
+      </w:r>
       <w:r>
         <w:rPr>
           <w:lang w:val="zh_TW" w:bidi="zh_TW"/>
         </w:rPr>
         <w:t>，</w:t>
       </w:r>
-      <w:hyperlink r:id="rId134">
-        <w:r>
-          <w:rPr>
-            <w:lang w:val="zh_TW" w:bidi="zh_TW"/>
-          </w:rPr>
-          <w:rPr>
-            <w:color w:val="0000EE"/>
-            <w:u w:val="single"/>
-          </w:rPr>
-          <w:t>7:3</w:t>
-        </w:r>
-      </w:hyperlink>
+      <w:r>
+        <w:rPr>
+          <w:lang w:val="zh_TW" w:bidi="zh_TW"/>
+        </w:rPr>
+        <w:t>7:3</w:t>
+      </w:r>
       <w:r>
         <w:rPr>
           <w:lang w:val="zh_TW" w:bidi="zh_TW"/>
         </w:rPr>
         <w:t>、</w:t>
       </w:r>
-      <w:hyperlink r:id="rId135">
-        <w:r>
-          <w:rPr>
-            <w:lang w:val="zh_TW" w:bidi="zh_TW"/>
-          </w:rPr>
-          <w:rPr>
-            <w:color w:val="0000EE"/>
-            <w:u w:val="single"/>
-          </w:rPr>
-          <w:t>17</w:t>
-        </w:r>
-      </w:hyperlink>
+      <w:r>
+        <w:rPr>
+          <w:lang w:val="zh_TW" w:bidi="zh_TW"/>
+        </w:rPr>
+        <w:t>17</w:t>
+      </w:r>
       <w:r>
         <w:rPr>
           <w:lang w:val="zh_TW" w:bidi="zh_TW"/>
         </w:rPr>
         <w:t>、</w:t>
       </w:r>
-      <w:hyperlink r:id="rId136">
-        <w:r>
-          <w:rPr>
-            <w:lang w:val="zh_TW" w:bidi="zh_TW"/>
-          </w:rPr>
-          <w:rPr>
-            <w:color w:val="0000EE"/>
-            <w:u w:val="single"/>
-          </w:rPr>
-          <w:t>24</w:t>
-        </w:r>
-      </w:hyperlink>
+      <w:r>
+        <w:rPr>
+          <w:lang w:val="zh_TW" w:bidi="zh_TW"/>
+        </w:rPr>
+        <w:t>24</w:t>
+      </w:r>
       <w:r>
         <w:rPr>
           <w:lang w:val="zh_TW" w:bidi="zh_TW"/>
         </w:rPr>
         <w:t>；</w:t>
       </w:r>
-      <w:hyperlink r:id="rId137">
-        <w:r>
-          <w:rPr>
-            <w:lang w:val="zh_TW" w:bidi="zh_TW"/>
-          </w:rPr>
-          <w:rPr>
-            <w:color w:val="0000EE"/>
-            <w:u w:val="single"/>
-          </w:rPr>
-          <w:t>亞4:2</w:t>
-        </w:r>
-      </w:hyperlink>
+      <w:r>
+        <w:rPr>
+          <w:lang w:val="zh_TW" w:bidi="zh_TW"/>
+        </w:rPr>
+        <w:t>亞4:2</w:t>
+      </w:r>
       <w:r>
         <w:rPr>
           <w:lang w:val="zh_TW" w:bidi="zh_TW"/>
         </w:rPr>
         <w:t>，</w:t>
       </w:r>
-      <w:hyperlink r:id="rId138">
-        <w:r>
-          <w:rPr>
-            <w:lang w:val="zh_TW" w:bidi="zh_TW"/>
-          </w:rPr>
-          <w:rPr>
-            <w:color w:val="0000EE"/>
-            <w:u w:val="single"/>
-          </w:rPr>
-          <w:t>6:1</w:t>
-        </w:r>
-      </w:hyperlink>
+      <w:r>
+        <w:rPr>
+          <w:lang w:val="zh_TW" w:bidi="zh_TW"/>
+        </w:rPr>
+        <w:t>6:1</w:t>
+      </w:r>
       <w:r>
         <w:rPr>
           <w:lang w:val="zh_TW" w:bidi="zh_TW"/>
         </w:rPr>
         <w:t>；</w:t>
       </w:r>
-      <w:hyperlink r:id="rId139">
-        <w:r>
-          <w:rPr>
-            <w:lang w:val="zh_TW" w:bidi="zh_TW"/>
-          </w:rPr>
-          <w:rPr>
-            <w:color w:val="0000EE"/>
-            <w:u w:val="single"/>
-          </w:rPr>
-          <w:t>太10:1–5</w:t>
-        </w:r>
-      </w:hyperlink>
+      <w:r>
+        <w:rPr>
+          <w:lang w:val="zh_TW" w:bidi="zh_TW"/>
+        </w:rPr>
+        <w:t>太10:1–5</w:t>
+      </w:r>
       <w:r>
         <w:rPr>
           <w:lang w:val="zh_TW" w:bidi="zh_TW"/>
         </w:rPr>
         <w:t>，</w:t>
       </w:r>
-      <w:hyperlink r:id="rId140">
-        <w:r>
-          <w:rPr>
-            <w:lang w:val="zh_TW" w:bidi="zh_TW"/>
-          </w:rPr>
-          <w:rPr>
-            <w:color w:val="0000EE"/>
-            <w:u w:val="single"/>
-          </w:rPr>
-          <w:t>12:40</w:t>
-        </w:r>
-      </w:hyperlink>
+      <w:r>
+        <w:rPr>
+          <w:lang w:val="zh_TW" w:bidi="zh_TW"/>
+        </w:rPr>
+        <w:t>12:40</w:t>
+      </w:r>
       <w:r>
         <w:rPr>
           <w:lang w:val="zh_TW" w:bidi="zh_TW"/>
         </w:rPr>
         <w:t>，</w:t>
       </w:r>
-      <w:hyperlink r:id="rId141">
-        <w:r>
-          <w:rPr>
-            <w:lang w:val="zh_TW" w:bidi="zh_TW"/>
-          </w:rPr>
-          <w:rPr>
-            <w:color w:val="0000EE"/>
-            <w:u w:val="single"/>
-          </w:rPr>
-          <w:t>18:21–22；</w:t>
-        </w:r>
-      </w:hyperlink>
-      <w:hyperlink r:id="rId142">
-        <w:r>
-          <w:rPr>
-            <w:lang w:val="zh_TW" w:bidi="zh_TW"/>
-          </w:rPr>
-          <w:rPr>
-            <w:color w:val="0000EE"/>
-            <w:u w:val="single"/>
-          </w:rPr>
-          <w:t>可6:7</w:t>
-        </w:r>
-      </w:hyperlink>
+      <w:r>
+        <w:rPr>
+          <w:lang w:val="zh_TW" w:bidi="zh_TW"/>
+        </w:rPr>
+        <w:t>18:21–22；</w:t>
+      </w:r>
+      <w:r>
+        <w:rPr>
+          <w:lang w:val="zh_TW" w:bidi="zh_TW"/>
+        </w:rPr>
+        <w:t>可6:7</w:t>
+      </w:r>
       <w:r>
         <w:rPr>
           <w:lang w:val="zh_TW" w:bidi="zh_TW"/>
         </w:rPr>
         <w:t>；</w:t>
       </w:r>
-      <w:hyperlink r:id="rId143">
-        <w:r>
-          <w:rPr>
-            <w:lang w:val="zh_TW" w:bidi="zh_TW"/>
-          </w:rPr>
-          <w:rPr>
-            <w:color w:val="0000EE"/>
-            <w:u w:val="single"/>
-          </w:rPr>
-          <w:t>路15:8</w:t>
-        </w:r>
-      </w:hyperlink>
+      <w:r>
+        <w:rPr>
+          <w:lang w:val="zh_TW" w:bidi="zh_TW"/>
+        </w:rPr>
+        <w:t>路15:8</w:t>
+      </w:r>
       <w:r>
         <w:rPr>
           <w:lang w:val="zh_TW" w:bidi="zh_TW"/>
         </w:rPr>
         <w:t>；</w:t>
       </w:r>
-      <w:hyperlink r:id="rId144">
-        <w:r>
-          <w:rPr>
-            <w:lang w:val="zh_TW" w:bidi="zh_TW"/>
-          </w:rPr>
-          <w:rPr>
-            <w:color w:val="0000EE"/>
-            <w:u w:val="single"/>
-          </w:rPr>
-          <w:t>徒6:3</w:t>
-        </w:r>
-      </w:hyperlink>
+      <w:r>
+        <w:rPr>
+          <w:lang w:val="zh_TW" w:bidi="zh_TW"/>
+        </w:rPr>
+        <w:t>徒6:3</w:t>
+      </w:r>
       <w:r>
         <w:rPr>
           <w:lang w:val="zh_TW" w:bidi="zh_TW"/>
         </w:rPr>
         <w:t>，</w:t>
       </w:r>
-      <w:hyperlink r:id="rId145">
-        <w:r>
-          <w:rPr>
-            <w:lang w:val="zh_TW" w:bidi="zh_TW"/>
-          </w:rPr>
-          <w:rPr>
-            <w:color w:val="0000EE"/>
-            <w:u w:val="single"/>
-          </w:rPr>
-          <w:t>10:16</w:t>
-        </w:r>
-      </w:hyperlink>
+      <w:r>
+        <w:rPr>
+          <w:lang w:val="zh_TW" w:bidi="zh_TW"/>
+        </w:rPr>
+        <w:t>10:16</w:t>
+      </w:r>
       <w:r>
         <w:rPr>
           <w:lang w:val="zh_TW" w:bidi="zh_TW"/>
         </w:rPr>
         <w:t>；</w:t>
       </w:r>
-      <w:hyperlink r:id="rId146">
-        <w:r>
-          <w:rPr>
-            <w:lang w:val="zh_TW" w:bidi="zh_TW"/>
-          </w:rPr>
-          <w:rPr>
-            <w:color w:val="0000EE"/>
-            <w:u w:val="single"/>
-          </w:rPr>
-          <w:t>林前8:6</w:t>
-        </w:r>
-      </w:hyperlink>
+      <w:r>
+        <w:rPr>
+          <w:lang w:val="zh_TW" w:bidi="zh_TW"/>
+        </w:rPr>
+        <w:t>林前8:6</w:t>
+      </w:r>
       <w:r>
         <w:rPr>
           <w:lang w:val="zh_TW" w:bidi="zh_TW"/>
         </w:rPr>
         <w:t>；</w:t>
       </w:r>
-      <w:hyperlink r:id="rId147">
-        <w:r>
-          <w:rPr>
-            <w:lang w:val="zh_TW" w:bidi="zh_TW"/>
-          </w:rPr>
-          <w:rPr>
-            <w:color w:val="0000EE"/>
-            <w:u w:val="single"/>
-          </w:rPr>
-          <w:t>弗4:4–6</w:t>
-        </w:r>
-      </w:hyperlink>
+      <w:r>
+        <w:rPr>
+          <w:lang w:val="zh_TW" w:bidi="zh_TW"/>
+        </w:rPr>
+        <w:t>弗4:4–6</w:t>
+      </w:r>
       <w:r>
         <w:rPr>
           <w:lang w:val="zh_TW" w:bidi="zh_TW"/>
         </w:rPr>
         <w:t>；</w:t>
       </w:r>
-      <w:hyperlink r:id="rId148">
-        <w:r>
-          <w:rPr>
-            <w:lang w:val="zh_TW" w:bidi="zh_TW"/>
-          </w:rPr>
-          <w:rPr>
-            <w:color w:val="0000EE"/>
-            <w:u w:val="single"/>
-          </w:rPr>
-          <w:t>彼後3:8</w:t>
-        </w:r>
-      </w:hyperlink>
+      <w:r>
+        <w:rPr>
+          <w:lang w:val="zh_TW" w:bidi="zh_TW"/>
+        </w:rPr>
+        <w:t>彼後3:8</w:t>
+      </w:r>
       <w:r>
         <w:rPr>
           <w:lang w:val="zh_TW" w:bidi="zh_TW"/>
         </w:rPr>
         <w:t>；</w:t>
       </w:r>
-      <w:hyperlink r:id="rId149">
-        <w:r>
-          <w:rPr>
-            <w:lang w:val="zh_TW" w:bidi="zh_TW"/>
-          </w:rPr>
-          <w:rPr>
-            <w:color w:val="0000EE"/>
-            <w:u w:val="single"/>
-          </w:rPr>
-          <w:t>啟1:16</w:t>
-        </w:r>
-      </w:hyperlink>
+      <w:r>
+        <w:rPr>
+          <w:lang w:val="zh_TW" w:bidi="zh_TW"/>
+        </w:rPr>
+        <w:t>啟1:16</w:t>
+      </w:r>
       <w:r>
         <w:rPr>
           <w:lang w:val="zh_TW" w:bidi="zh_TW"/>
         </w:rPr>
         <w:t>，</w:t>
       </w:r>
-      <w:hyperlink r:id="rId150">
-        <w:r>
-          <w:rPr>
-            <w:lang w:val="zh_TW" w:bidi="zh_TW"/>
-          </w:rPr>
-          <w:rPr>
-            <w:color w:val="0000EE"/>
-            <w:u w:val="single"/>
-          </w:rPr>
-          <w:t>2:10</w:t>
-        </w:r>
-      </w:hyperlink>
+      <w:r>
+        <w:rPr>
+          <w:lang w:val="zh_TW" w:bidi="zh_TW"/>
+        </w:rPr>
+        <w:t>2:10</w:t>
+      </w:r>
       <w:r>
         <w:rPr>
           <w:lang w:val="zh_TW" w:bidi="zh_TW"/>
         </w:rPr>
         <w:t>，</w:t>
       </w:r>
-      <w:hyperlink r:id="rId151">
-        <w:r>
-          <w:rPr>
-            <w:lang w:val="zh_TW" w:bidi="zh_TW"/>
-          </w:rPr>
-          <w:rPr>
-            <w:color w:val="0000EE"/>
-            <w:u w:val="single"/>
-          </w:rPr>
-          <w:t>4:4</w:t>
-        </w:r>
-      </w:hyperlink>
+      <w:r>
+        <w:rPr>
+          <w:lang w:val="zh_TW" w:bidi="zh_TW"/>
+        </w:rPr>
+        <w:t>4:4</w:t>
+      </w:r>
       <w:r>
         <w:rPr>
           <w:lang w:val="zh_TW" w:bidi="zh_TW"/>
         </w:rPr>
         <w:t>，</w:t>
       </w:r>
-      <w:hyperlink r:id="rId152">
-        <w:r>
-          <w:rPr>
-            <w:lang w:val="zh_TW" w:bidi="zh_TW"/>
-          </w:rPr>
-          <w:rPr>
-            <w:color w:val="0000EE"/>
-            <w:u w:val="single"/>
-          </w:rPr>
-          <w:t>6:1</w:t>
-        </w:r>
-      </w:hyperlink>
+      <w:r>
+        <w:rPr>
+          <w:lang w:val="zh_TW" w:bidi="zh_TW"/>
+        </w:rPr>
+        <w:t>6:1</w:t>
+      </w:r>
       <w:r>
         <w:rPr>
           <w:lang w:val="zh_TW" w:bidi="zh_TW"/>
         </w:rPr>
         <w:t>，</w:t>
       </w:r>
-      <w:hyperlink r:id="rId96">
-        <w:r>
-          <w:rPr>
-            <w:lang w:val="zh_TW" w:bidi="zh_TW"/>
-          </w:rPr>
-          <w:rPr>
-            <w:color w:val="0000EE"/>
-            <w:u w:val="single"/>
-          </w:rPr>
-          <w:t>7:1</w:t>
-        </w:r>
-      </w:hyperlink>
+      <w:r>
+        <w:rPr>
+          <w:lang w:val="zh_TW" w:bidi="zh_TW"/>
+        </w:rPr>
+        <w:t>7:1</w:t>
+      </w:r>
       <w:r>
         <w:rPr>
           <w:lang w:val="zh_TW" w:bidi="zh_TW"/>
         </w:rPr>
         <w:t>、</w:t>
       </w:r>
-      <w:hyperlink r:id="rId153">
-        <w:r>
-          <w:rPr>
-            <w:lang w:val="zh_TW" w:bidi="zh_TW"/>
-          </w:rPr>
-          <w:rPr>
-            <w:color w:val="0000EE"/>
-            <w:u w:val="single"/>
-          </w:rPr>
-          <w:t>4–8</w:t>
-        </w:r>
-      </w:hyperlink>
+      <w:r>
+        <w:rPr>
+          <w:lang w:val="zh_TW" w:bidi="zh_TW"/>
+        </w:rPr>
+        <w:t>4–8</w:t>
+      </w:r>
       <w:r>
         <w:rPr>
           <w:lang w:val="zh_TW" w:bidi="zh_TW"/>
         </w:rPr>
         <w:t>，</w:t>
       </w:r>
-      <w:hyperlink r:id="rId107">
-        <w:r>
-          <w:rPr>
-            <w:lang w:val="zh_TW" w:bidi="zh_TW"/>
-          </w:rPr>
-          <w:rPr>
-            <w:color w:val="0000EE"/>
-            <w:u w:val="single"/>
-          </w:rPr>
-          <w:t>12:1</w:t>
-        </w:r>
-      </w:hyperlink>
+      <w:r>
+        <w:rPr>
+          <w:lang w:val="zh_TW" w:bidi="zh_TW"/>
+        </w:rPr>
+        <w:t>12:1</w:t>
+      </w:r>
       <w:r>
         <w:rPr>
           <w:lang w:val="zh_TW" w:bidi="zh_TW"/>
         </w:rPr>
         <w:t>、</w:t>
       </w:r>
-      <w:hyperlink r:id="rId154">
-        <w:r>
-          <w:rPr>
-            <w:lang w:val="zh_TW" w:bidi="zh_TW"/>
-          </w:rPr>
-          <w:rPr>
-            <w:color w:val="0000EE"/>
-            <w:u w:val="single"/>
-          </w:rPr>
-          <w:t>3</w:t>
-        </w:r>
-      </w:hyperlink>
+      <w:r>
+        <w:rPr>
+          <w:lang w:val="zh_TW" w:bidi="zh_TW"/>
+        </w:rPr>
+        <w:t>3</w:t>
+      </w:r>
       <w:r>
         <w:rPr>
           <w:lang w:val="zh_TW" w:bidi="zh_TW"/>
         </w:rPr>
         <w:t>，</w:t>
       </w:r>
-      <w:hyperlink r:id="rId155">
-        <w:r>
-          <w:rPr>
-            <w:lang w:val="zh_TW" w:bidi="zh_TW"/>
-          </w:rPr>
-          <w:rPr>
-            <w:color w:val="0000EE"/>
-            <w:u w:val="single"/>
-          </w:rPr>
-          <w:t>13:1</w:t>
-        </w:r>
-      </w:hyperlink>
+      <w:r>
+        <w:rPr>
+          <w:lang w:val="zh_TW" w:bidi="zh_TW"/>
+        </w:rPr>
+        <w:t>13:1</w:t>
+      </w:r>
       <w:r>
         <w:rPr>
           <w:lang w:val="zh_TW" w:bidi="zh_TW"/>
         </w:rPr>
         <w:t>，</w:t>
       </w:r>
-      <w:hyperlink r:id="rId156">
-        <w:r>
-          <w:rPr>
-            <w:lang w:val="zh_TW" w:bidi="zh_TW"/>
-          </w:rPr>
-          <w:rPr>
-            <w:color w:val="0000EE"/>
-            <w:u w:val="single"/>
-          </w:rPr>
-          <w:t>17:3–14</w:t>
-        </w:r>
-      </w:hyperlink>
+      <w:r>
+        <w:rPr>
+          <w:lang w:val="zh_TW" w:bidi="zh_TW"/>
+        </w:rPr>
+        <w:t>17:3–14</w:t>
+      </w:r>
       <w:r>
         <w:rPr>
           <w:lang w:val="zh_TW" w:bidi="zh_TW"/>
         </w:rPr>
         <w:t>，</w:t>
       </w:r>
-      <w:hyperlink r:id="rId157">
-        <w:r>
-          <w:rPr>
-            <w:lang w:val="zh_TW" w:bidi="zh_TW"/>
-          </w:rPr>
-          <w:rPr>
-            <w:color w:val="0000EE"/>
-            <w:u w:val="single"/>
-          </w:rPr>
-          <w:t>20:2–7</w:t>
-        </w:r>
-      </w:hyperlink>
+      <w:r>
+        <w:rPr>
+          <w:lang w:val="zh_TW" w:bidi="zh_TW"/>
+        </w:rPr>
+        <w:t>20:2–7</w:t>
+      </w:r>
       <w:r>
         <w:rPr>
           <w:lang w:val="zh_TW" w:bidi="zh_TW"/>
         </w:rPr>
         <w:t>，</w:t>
       </w:r>
-      <w:hyperlink r:id="rId158">
-        <w:r>
-          <w:rPr>
-            <w:lang w:val="zh_TW" w:bidi="zh_TW"/>
-          </w:rPr>
-          <w:rPr>
-            <w:color w:val="0000EE"/>
-            <w:u w:val="single"/>
-          </w:rPr>
-          <w:t>21:12–21</w:t>
-        </w:r>
-      </w:hyperlink>
+      <w:r>
+        <w:rPr>
+          <w:lang w:val="zh_TW" w:bidi="zh_TW"/>
+        </w:rPr>
+        <w:t>21:12–21</w:t>
+      </w:r>
       <w:r>
         <w:rPr>
           <w:lang w:val="zh_TW" w:bidi="zh_TW"/>
